--- a/public/dontstop-lecture/profile-institution.docx
+++ b/public/dontstop-lecture/profile-institution.docx
@@ -4,10 +4,907 @@
   <w:body>
     <w:p>
       <w:pPr>
-        <w:pStyle w:val="Subtitle"/>
+        <w:jc w:val="center"/>
       </w:pPr>
       <w:r>
-        <w:t>DON’T STOP ENGLISH</w:t>
+        <w:rPr>
+          <w:b/>
+          <w:sz w:val="44"/>
+        </w:rPr>
+        <w:t>강사 프로필</w:t>
+      </w:r>
+    </w:p>
+    <w:p>
+      <w:pPr>
+        <w:jc w:val="center"/>
+      </w:pPr>
+      <w:r>
+        <w:t>기관 제출용 작성 양식</w:t>
+      </w:r>
+    </w:p>
+    <w:tbl>
+      <w:tblPr>
+        <w:tblStyle w:val="TableGrid"/>
+        <w:tblW w:type="auto" w:w="0"/>
+        <w:tblLayout w:type="fixed"/>
+        <w:tblLook w:firstColumn="1" w:firstRow="1" w:lastColumn="0" w:lastRow="0" w:noHBand="0" w:noVBand="1" w:val="04A0"/>
+      </w:tblPr>
+      <w:tblGrid>
+        <w:gridCol w:w="1417"/>
+        <w:gridCol w:w="6860"/>
+        <w:gridCol w:w="1701"/>
+      </w:tblGrid>
+      <w:tr>
+        <w:trPr>
+          <w:trHeight w:val="454"/>
+        </w:trPr>
+        <w:tc>
+          <w:tcPr>
+            <w:tcW w:type="dxa" w:w="1417"/>
+            <w:shd w:fill="F0F3F6"/>
+          </w:tcPr>
+          <w:p>
+            <w:r>
+              <w:t>성명</w:t>
+            </w:r>
+          </w:p>
+        </w:tc>
+        <w:tc>
+          <w:tcPr>
+            <w:tcW w:type="dxa" w:w="5726"/>
+          </w:tcPr>
+          <w:p>
+            <w:r>
+              <w:t>박새미</w:t>
+            </w:r>
+          </w:p>
+        </w:tc>
+        <w:tc>
+          <w:tcPr>
+            <w:tcW w:type="dxa" w:w="1701"/>
+            <w:vMerge w:val="restart"/>
+            <w:vAlign w:val="center"/>
+          </w:tcPr>
+          <w:p>
+            <w:pPr>
+              <w:jc w:val="center"/>
+            </w:pPr>
+            <w:r>
+              <w:t>사진 부착</w:t>
+              <w:br/>
+              <w:t>3 × 4 cm</w:t>
+            </w:r>
+          </w:p>
+        </w:tc>
+      </w:tr>
+      <w:tr>
+        <w:trPr>
+          <w:trHeight w:val="454"/>
+        </w:trPr>
+        <w:tc>
+          <w:tcPr>
+            <w:tcW w:type="dxa" w:w="1417"/>
+            <w:shd w:fill="F0F3F6"/>
+          </w:tcPr>
+          <w:p>
+            <w:r>
+              <w:t>소속 / 직위</w:t>
+            </w:r>
+          </w:p>
+        </w:tc>
+        <w:tc>
+          <w:tcPr>
+            <w:tcW w:type="dxa" w:w="5726"/>
+          </w:tcPr>
+          <w:p>
+            <w:r>
+              <w:t>돈스탑 잉글리시 / 운영자</w:t>
+            </w:r>
+          </w:p>
+        </w:tc>
+        <w:tc>
+          <w:tcPr>
+            <w:tcW w:type="dxa" w:w="1701"/>
+            <w:vMerge/>
+          </w:tcPr>
+          <w:p/>
+        </w:tc>
+      </w:tr>
+      <w:tr>
+        <w:trPr>
+          <w:trHeight w:val="454"/>
+        </w:trPr>
+        <w:tc>
+          <w:tcPr>
+            <w:tcW w:type="dxa" w:w="1417"/>
+            <w:shd w:fill="F0F3F6"/>
+          </w:tcPr>
+          <w:p>
+            <w:r>
+              <w:t>연락처</w:t>
+            </w:r>
+          </w:p>
+        </w:tc>
+        <w:tc>
+          <w:tcPr>
+            <w:tcW w:type="dxa" w:w="5726"/>
+          </w:tcPr>
+          <w:p>
+            <w:r/>
+          </w:p>
+        </w:tc>
+        <w:tc>
+          <w:tcPr>
+            <w:tcW w:type="dxa" w:w="1701"/>
+            <w:vMerge/>
+          </w:tcPr>
+          <w:p/>
+        </w:tc>
+      </w:tr>
+      <w:tr>
+        <w:trPr>
+          <w:trHeight w:val="454"/>
+        </w:trPr>
+        <w:tc>
+          <w:tcPr>
+            <w:tcW w:type="dxa" w:w="1417"/>
+            <w:shd w:fill="F0F3F6"/>
+          </w:tcPr>
+          <w:p>
+            <w:r>
+              <w:t>전자우편</w:t>
+            </w:r>
+          </w:p>
+        </w:tc>
+        <w:tc>
+          <w:tcPr>
+            <w:tcW w:type="dxa" w:w="5726"/>
+          </w:tcPr>
+          <w:p>
+            <w:r/>
+          </w:p>
+        </w:tc>
+        <w:tc>
+          <w:tcPr>
+            <w:tcW w:type="dxa" w:w="1701"/>
+            <w:vMerge/>
+          </w:tcPr>
+          <w:p/>
+        </w:tc>
+      </w:tr>
+      <w:tr>
+        <w:trPr>
+          <w:trHeight w:val="454"/>
+        </w:trPr>
+        <w:tc>
+          <w:tcPr>
+            <w:tcW w:type="dxa" w:w="1417"/>
+            <w:shd w:fill="F0F3F6"/>
+          </w:tcPr>
+          <w:p>
+            <w:r>
+              <w:t>활동 지역</w:t>
+            </w:r>
+          </w:p>
+        </w:tc>
+        <w:tc>
+          <w:tcPr>
+            <w:tcW w:type="dxa" w:w="5726"/>
+          </w:tcPr>
+          <w:p>
+            <w:r>
+              <w:t>부천</w:t>
+            </w:r>
+          </w:p>
+        </w:tc>
+        <w:tc>
+          <w:tcPr>
+            <w:tcW w:type="dxa" w:w="1701"/>
+            <w:vMerge/>
+          </w:tcPr>
+          <w:p/>
+        </w:tc>
+      </w:tr>
+    </w:tbl>
+    <w:p>
+      <w:pPr>
+        <w:spacing w:before="180" w:after="100"/>
+      </w:pPr>
+      <w:r>
+        <w:rPr>
+          <w:b/>
+          <w:sz w:val="22"/>
+        </w:rPr>
+        <w:t>1. 학력 사항</w:t>
+      </w:r>
+    </w:p>
+    <w:tbl>
+      <w:tblPr>
+        <w:tblStyle w:val="TableGrid"/>
+        <w:tblW w:type="auto" w:w="0"/>
+        <w:jc w:val="center"/>
+        <w:tblLook w:firstColumn="1" w:firstRow="1" w:lastColumn="0" w:lastRow="0" w:noHBand="0" w:noVBand="1" w:val="04A0"/>
+      </w:tblPr>
+      <w:tblGrid>
+        <w:gridCol w:w="3326"/>
+        <w:gridCol w:w="3326"/>
+        <w:gridCol w:w="3326"/>
+      </w:tblGrid>
+      <w:tr>
+        <w:tc>
+          <w:tcPr>
+            <w:tcW w:type="dxa" w:w="3326"/>
+            <w:shd w:fill="F0F3F6"/>
+          </w:tcPr>
+          <w:p>
+            <w:r>
+              <w:t>기간</w:t>
+            </w:r>
+          </w:p>
+        </w:tc>
+        <w:tc>
+          <w:tcPr>
+            <w:tcW w:type="dxa" w:w="3326"/>
+            <w:shd w:fill="F0F3F6"/>
+          </w:tcPr>
+          <w:p>
+            <w:r>
+              <w:t>학교 / 전공</w:t>
+            </w:r>
+          </w:p>
+        </w:tc>
+        <w:tc>
+          <w:tcPr>
+            <w:tcW w:type="dxa" w:w="3326"/>
+            <w:shd w:fill="F0F3F6"/>
+          </w:tcPr>
+          <w:p>
+            <w:r>
+              <w:t>학위 / 졸업 구분</w:t>
+            </w:r>
+          </w:p>
+        </w:tc>
+      </w:tr>
+      <w:tr>
+        <w:tc>
+          <w:tcPr>
+            <w:tcW w:type="dxa" w:w="3326"/>
+            <w:vAlign w:val="center"/>
+          </w:tcPr>
+          <w:p>
+            <w:pPr>
+              <w:spacing w:after="60" w:before="60"/>
+            </w:pPr>
+            <w:r/>
+          </w:p>
+        </w:tc>
+        <w:tc>
+          <w:tcPr>
+            <w:tcW w:type="dxa" w:w="3326"/>
+            <w:vAlign w:val="center"/>
+          </w:tcPr>
+          <w:p>
+            <w:pPr>
+              <w:spacing w:after="60" w:before="60"/>
+            </w:pPr>
+            <w:r/>
+          </w:p>
+        </w:tc>
+        <w:tc>
+          <w:tcPr>
+            <w:tcW w:type="dxa" w:w="3326"/>
+            <w:vAlign w:val="center"/>
+          </w:tcPr>
+          <w:p>
+            <w:pPr>
+              <w:spacing w:after="60" w:before="60"/>
+            </w:pPr>
+            <w:r/>
+          </w:p>
+        </w:tc>
+      </w:tr>
+      <w:tr>
+        <w:tc>
+          <w:tcPr>
+            <w:tcW w:type="dxa" w:w="3326"/>
+            <w:vAlign w:val="center"/>
+          </w:tcPr>
+          <w:p>
+            <w:pPr>
+              <w:spacing w:after="60" w:before="60"/>
+            </w:pPr>
+            <w:r/>
+          </w:p>
+        </w:tc>
+        <w:tc>
+          <w:tcPr>
+            <w:tcW w:type="dxa" w:w="3326"/>
+            <w:vAlign w:val="center"/>
+          </w:tcPr>
+          <w:p>
+            <w:pPr>
+              <w:spacing w:after="60" w:before="60"/>
+            </w:pPr>
+            <w:r/>
+          </w:p>
+        </w:tc>
+        <w:tc>
+          <w:tcPr>
+            <w:tcW w:type="dxa" w:w="3326"/>
+            <w:vAlign w:val="center"/>
+          </w:tcPr>
+          <w:p>
+            <w:pPr>
+              <w:spacing w:after="60" w:before="60"/>
+            </w:pPr>
+            <w:r/>
+          </w:p>
+        </w:tc>
+      </w:tr>
+      <w:tr>
+        <w:tc>
+          <w:tcPr>
+            <w:tcW w:type="dxa" w:w="3326"/>
+            <w:vAlign w:val="center"/>
+          </w:tcPr>
+          <w:p>
+            <w:pPr>
+              <w:spacing w:after="60" w:before="60"/>
+            </w:pPr>
+            <w:r/>
+          </w:p>
+        </w:tc>
+        <w:tc>
+          <w:tcPr>
+            <w:tcW w:type="dxa" w:w="3326"/>
+            <w:vAlign w:val="center"/>
+          </w:tcPr>
+          <w:p>
+            <w:pPr>
+              <w:spacing w:after="60" w:before="60"/>
+            </w:pPr>
+            <w:r/>
+          </w:p>
+        </w:tc>
+        <w:tc>
+          <w:tcPr>
+            <w:tcW w:type="dxa" w:w="3326"/>
+            <w:vAlign w:val="center"/>
+          </w:tcPr>
+          <w:p>
+            <w:pPr>
+              <w:spacing w:after="60" w:before="60"/>
+            </w:pPr>
+            <w:r/>
+          </w:p>
+        </w:tc>
+      </w:tr>
+    </w:tbl>
+    <w:p>
+      <w:pPr>
+        <w:spacing w:before="180" w:after="100"/>
+      </w:pPr>
+      <w:r>
+        <w:rPr>
+          <w:b/>
+          <w:sz w:val="22"/>
+        </w:rPr>
+        <w:t>2. 주요 경력</w:t>
+      </w:r>
+    </w:p>
+    <w:tbl>
+      <w:tblPr>
+        <w:tblStyle w:val="TableGrid"/>
+        <w:tblW w:type="auto" w:w="0"/>
+        <w:jc w:val="center"/>
+        <w:tblLook w:firstColumn="1" w:firstRow="1" w:lastColumn="0" w:lastRow="0" w:noHBand="0" w:noVBand="1" w:val="04A0"/>
+      </w:tblPr>
+      <w:tblGrid>
+        <w:gridCol w:w="3326"/>
+        <w:gridCol w:w="3326"/>
+        <w:gridCol w:w="3326"/>
+      </w:tblGrid>
+      <w:tr>
+        <w:tc>
+          <w:tcPr>
+            <w:tcW w:type="dxa" w:w="3326"/>
+            <w:shd w:fill="F0F3F6"/>
+          </w:tcPr>
+          <w:p>
+            <w:r>
+              <w:t>기간</w:t>
+            </w:r>
+          </w:p>
+        </w:tc>
+        <w:tc>
+          <w:tcPr>
+            <w:tcW w:type="dxa" w:w="3326"/>
+            <w:shd w:fill="F0F3F6"/>
+          </w:tcPr>
+          <w:p>
+            <w:r>
+              <w:t>기관 / 소속</w:t>
+            </w:r>
+          </w:p>
+        </w:tc>
+        <w:tc>
+          <w:tcPr>
+            <w:tcW w:type="dxa" w:w="3326"/>
+            <w:shd w:fill="F0F3F6"/>
+          </w:tcPr>
+          <w:p>
+            <w:r>
+              <w:t>직위 및 담당 업무</w:t>
+            </w:r>
+          </w:p>
+        </w:tc>
+      </w:tr>
+      <w:tr>
+        <w:tc>
+          <w:tcPr>
+            <w:tcW w:type="dxa" w:w="3326"/>
+            <w:vAlign w:val="center"/>
+          </w:tcPr>
+          <w:p>
+            <w:pPr>
+              <w:spacing w:after="60" w:before="60"/>
+            </w:pPr>
+            <w:r/>
+          </w:p>
+        </w:tc>
+        <w:tc>
+          <w:tcPr>
+            <w:tcW w:type="dxa" w:w="3326"/>
+            <w:vAlign w:val="center"/>
+          </w:tcPr>
+          <w:p>
+            <w:pPr>
+              <w:spacing w:after="60" w:before="60"/>
+            </w:pPr>
+            <w:r/>
+          </w:p>
+        </w:tc>
+        <w:tc>
+          <w:tcPr>
+            <w:tcW w:type="dxa" w:w="3326"/>
+            <w:vAlign w:val="center"/>
+          </w:tcPr>
+          <w:p>
+            <w:pPr>
+              <w:spacing w:after="60" w:before="60"/>
+            </w:pPr>
+            <w:r/>
+          </w:p>
+        </w:tc>
+      </w:tr>
+      <w:tr>
+        <w:tc>
+          <w:tcPr>
+            <w:tcW w:type="dxa" w:w="3326"/>
+            <w:vAlign w:val="center"/>
+          </w:tcPr>
+          <w:p>
+            <w:pPr>
+              <w:spacing w:after="60" w:before="60"/>
+            </w:pPr>
+            <w:r/>
+          </w:p>
+        </w:tc>
+        <w:tc>
+          <w:tcPr>
+            <w:tcW w:type="dxa" w:w="3326"/>
+            <w:vAlign w:val="center"/>
+          </w:tcPr>
+          <w:p>
+            <w:pPr>
+              <w:spacing w:after="60" w:before="60"/>
+            </w:pPr>
+            <w:r/>
+          </w:p>
+        </w:tc>
+        <w:tc>
+          <w:tcPr>
+            <w:tcW w:type="dxa" w:w="3326"/>
+            <w:vAlign w:val="center"/>
+          </w:tcPr>
+          <w:p>
+            <w:pPr>
+              <w:spacing w:after="60" w:before="60"/>
+            </w:pPr>
+            <w:r/>
+          </w:p>
+        </w:tc>
+      </w:tr>
+      <w:tr>
+        <w:tc>
+          <w:tcPr>
+            <w:tcW w:type="dxa" w:w="3326"/>
+            <w:vAlign w:val="center"/>
+          </w:tcPr>
+          <w:p>
+            <w:pPr>
+              <w:spacing w:after="60" w:before="60"/>
+            </w:pPr>
+            <w:r/>
+          </w:p>
+        </w:tc>
+        <w:tc>
+          <w:tcPr>
+            <w:tcW w:type="dxa" w:w="3326"/>
+            <w:vAlign w:val="center"/>
+          </w:tcPr>
+          <w:p>
+            <w:pPr>
+              <w:spacing w:after="60" w:before="60"/>
+            </w:pPr>
+            <w:r/>
+          </w:p>
+        </w:tc>
+        <w:tc>
+          <w:tcPr>
+            <w:tcW w:type="dxa" w:w="3326"/>
+            <w:vAlign w:val="center"/>
+          </w:tcPr>
+          <w:p>
+            <w:pPr>
+              <w:spacing w:after="60" w:before="60"/>
+            </w:pPr>
+            <w:r/>
+          </w:p>
+        </w:tc>
+      </w:tr>
+    </w:tbl>
+    <w:p>
+      <w:pPr>
+        <w:spacing w:before="180" w:after="100"/>
+      </w:pPr>
+      <w:r>
+        <w:rPr>
+          <w:b/>
+          <w:sz w:val="22"/>
+        </w:rPr>
+        <w:t>3. 자격 및 수료</w:t>
+      </w:r>
+    </w:p>
+    <w:tbl>
+      <w:tblPr>
+        <w:tblStyle w:val="TableGrid"/>
+        <w:tblW w:type="auto" w:w="0"/>
+        <w:jc w:val="center"/>
+        <w:tblLook w:firstColumn="1" w:firstRow="1" w:lastColumn="0" w:lastRow="0" w:noHBand="0" w:noVBand="1" w:val="04A0"/>
+      </w:tblPr>
+      <w:tblGrid>
+        <w:gridCol w:w="3326"/>
+        <w:gridCol w:w="3326"/>
+        <w:gridCol w:w="3326"/>
+      </w:tblGrid>
+      <w:tr>
+        <w:tc>
+          <w:tcPr>
+            <w:tcW w:type="dxa" w:w="3326"/>
+            <w:shd w:fill="F0F3F6"/>
+          </w:tcPr>
+          <w:p>
+            <w:r>
+              <w:t>취득 / 수료일</w:t>
+            </w:r>
+          </w:p>
+        </w:tc>
+        <w:tc>
+          <w:tcPr>
+            <w:tcW w:type="dxa" w:w="3326"/>
+            <w:shd w:fill="F0F3F6"/>
+          </w:tcPr>
+          <w:p>
+            <w:r>
+              <w:t>자격·과정명</w:t>
+            </w:r>
+          </w:p>
+        </w:tc>
+        <w:tc>
+          <w:tcPr>
+            <w:tcW w:type="dxa" w:w="3326"/>
+            <w:shd w:fill="F0F3F6"/>
+          </w:tcPr>
+          <w:p>
+            <w:r>
+              <w:t>발급 / 교육 기관</w:t>
+            </w:r>
+          </w:p>
+        </w:tc>
+      </w:tr>
+      <w:tr>
+        <w:tc>
+          <w:tcPr>
+            <w:tcW w:type="dxa" w:w="3326"/>
+            <w:vAlign w:val="center"/>
+          </w:tcPr>
+          <w:p>
+            <w:pPr>
+              <w:spacing w:after="60" w:before="60"/>
+            </w:pPr>
+            <w:r/>
+          </w:p>
+        </w:tc>
+        <w:tc>
+          <w:tcPr>
+            <w:tcW w:type="dxa" w:w="3326"/>
+            <w:vAlign w:val="center"/>
+          </w:tcPr>
+          <w:p>
+            <w:pPr>
+              <w:spacing w:after="60" w:before="60"/>
+            </w:pPr>
+            <w:r/>
+          </w:p>
+        </w:tc>
+        <w:tc>
+          <w:tcPr>
+            <w:tcW w:type="dxa" w:w="3326"/>
+            <w:vAlign w:val="center"/>
+          </w:tcPr>
+          <w:p>
+            <w:pPr>
+              <w:spacing w:after="60" w:before="60"/>
+            </w:pPr>
+            <w:r/>
+          </w:p>
+        </w:tc>
+      </w:tr>
+      <w:tr>
+        <w:tc>
+          <w:tcPr>
+            <w:tcW w:type="dxa" w:w="3326"/>
+            <w:vAlign w:val="center"/>
+          </w:tcPr>
+          <w:p>
+            <w:pPr>
+              <w:spacing w:after="60" w:before="60"/>
+            </w:pPr>
+            <w:r/>
+          </w:p>
+        </w:tc>
+        <w:tc>
+          <w:tcPr>
+            <w:tcW w:type="dxa" w:w="3326"/>
+            <w:vAlign w:val="center"/>
+          </w:tcPr>
+          <w:p>
+            <w:pPr>
+              <w:spacing w:after="60" w:before="60"/>
+            </w:pPr>
+            <w:r/>
+          </w:p>
+        </w:tc>
+        <w:tc>
+          <w:tcPr>
+            <w:tcW w:type="dxa" w:w="3326"/>
+            <w:vAlign w:val="center"/>
+          </w:tcPr>
+          <w:p>
+            <w:pPr>
+              <w:spacing w:after="60" w:before="60"/>
+            </w:pPr>
+            <w:r/>
+          </w:p>
+        </w:tc>
+      </w:tr>
+      <w:tr>
+        <w:tc>
+          <w:tcPr>
+            <w:tcW w:type="dxa" w:w="3326"/>
+            <w:vAlign w:val="center"/>
+          </w:tcPr>
+          <w:p>
+            <w:pPr>
+              <w:spacing w:after="60" w:before="60"/>
+            </w:pPr>
+            <w:r/>
+          </w:p>
+        </w:tc>
+        <w:tc>
+          <w:tcPr>
+            <w:tcW w:type="dxa" w:w="3326"/>
+            <w:vAlign w:val="center"/>
+          </w:tcPr>
+          <w:p>
+            <w:pPr>
+              <w:spacing w:after="60" w:before="60"/>
+            </w:pPr>
+            <w:r/>
+          </w:p>
+        </w:tc>
+        <w:tc>
+          <w:tcPr>
+            <w:tcW w:type="dxa" w:w="3326"/>
+            <w:vAlign w:val="center"/>
+          </w:tcPr>
+          <w:p>
+            <w:pPr>
+              <w:spacing w:after="60" w:before="60"/>
+            </w:pPr>
+            <w:r/>
+          </w:p>
+        </w:tc>
+      </w:tr>
+    </w:tbl>
+    <w:p>
+      <w:pPr>
+        <w:spacing w:before="180" w:after="100"/>
+      </w:pPr>
+      <w:r>
+        <w:rPr>
+          <w:b/>
+          <w:sz w:val="22"/>
+        </w:rPr>
+        <w:t>4. 강의 및 출강 이력</w:t>
+      </w:r>
+    </w:p>
+    <w:tbl>
+      <w:tblPr>
+        <w:tblStyle w:val="TableGrid"/>
+        <w:tblW w:type="auto" w:w="0"/>
+        <w:jc w:val="center"/>
+        <w:tblLook w:firstColumn="1" w:firstRow="1" w:lastColumn="0" w:lastRow="0" w:noHBand="0" w:noVBand="1" w:val="04A0"/>
+      </w:tblPr>
+      <w:tblGrid>
+        <w:gridCol w:w="3326"/>
+        <w:gridCol w:w="3326"/>
+        <w:gridCol w:w="3326"/>
+      </w:tblGrid>
+      <w:tr>
+        <w:tc>
+          <w:tcPr>
+            <w:tcW w:type="dxa" w:w="3326"/>
+            <w:shd w:fill="F0F3F6"/>
+          </w:tcPr>
+          <w:p>
+            <w:r>
+              <w:t>일자 / 기간</w:t>
+            </w:r>
+          </w:p>
+        </w:tc>
+        <w:tc>
+          <w:tcPr>
+            <w:tcW w:type="dxa" w:w="3326"/>
+            <w:shd w:fill="F0F3F6"/>
+          </w:tcPr>
+          <w:p>
+            <w:r>
+              <w:t>기관 / 대상</w:t>
+            </w:r>
+          </w:p>
+        </w:tc>
+        <w:tc>
+          <w:tcPr>
+            <w:tcW w:type="dxa" w:w="3326"/>
+            <w:shd w:fill="F0F3F6"/>
+          </w:tcPr>
+          <w:p>
+            <w:r>
+              <w:t>주제 및 시간</w:t>
+            </w:r>
+          </w:p>
+        </w:tc>
+      </w:tr>
+      <w:tr>
+        <w:tc>
+          <w:tcPr>
+            <w:tcW w:type="dxa" w:w="3326"/>
+            <w:vAlign w:val="center"/>
+          </w:tcPr>
+          <w:p>
+            <w:pPr>
+              <w:spacing w:after="60" w:before="60"/>
+            </w:pPr>
+            <w:r/>
+          </w:p>
+        </w:tc>
+        <w:tc>
+          <w:tcPr>
+            <w:tcW w:type="dxa" w:w="3326"/>
+            <w:vAlign w:val="center"/>
+          </w:tcPr>
+          <w:p>
+            <w:pPr>
+              <w:spacing w:after="60" w:before="60"/>
+            </w:pPr>
+            <w:r/>
+          </w:p>
+        </w:tc>
+        <w:tc>
+          <w:tcPr>
+            <w:tcW w:type="dxa" w:w="3326"/>
+            <w:vAlign w:val="center"/>
+          </w:tcPr>
+          <w:p>
+            <w:pPr>
+              <w:spacing w:after="60" w:before="60"/>
+            </w:pPr>
+            <w:r/>
+          </w:p>
+        </w:tc>
+      </w:tr>
+      <w:tr>
+        <w:tc>
+          <w:tcPr>
+            <w:tcW w:type="dxa" w:w="3326"/>
+            <w:vAlign w:val="center"/>
+          </w:tcPr>
+          <w:p>
+            <w:pPr>
+              <w:spacing w:after="60" w:before="60"/>
+            </w:pPr>
+            <w:r/>
+          </w:p>
+        </w:tc>
+        <w:tc>
+          <w:tcPr>
+            <w:tcW w:type="dxa" w:w="3326"/>
+            <w:vAlign w:val="center"/>
+          </w:tcPr>
+          <w:p>
+            <w:pPr>
+              <w:spacing w:after="60" w:before="60"/>
+            </w:pPr>
+            <w:r/>
+          </w:p>
+        </w:tc>
+        <w:tc>
+          <w:tcPr>
+            <w:tcW w:type="dxa" w:w="3326"/>
+            <w:vAlign w:val="center"/>
+          </w:tcPr>
+          <w:p>
+            <w:pPr>
+              <w:spacing w:after="60" w:before="60"/>
+            </w:pPr>
+            <w:r/>
+          </w:p>
+        </w:tc>
+      </w:tr>
+      <w:tr>
+        <w:tc>
+          <w:tcPr>
+            <w:tcW w:type="dxa" w:w="3326"/>
+            <w:vAlign w:val="center"/>
+          </w:tcPr>
+          <w:p>
+            <w:pPr>
+              <w:spacing w:after="60" w:before="60"/>
+            </w:pPr>
+            <w:r/>
+          </w:p>
+        </w:tc>
+        <w:tc>
+          <w:tcPr>
+            <w:tcW w:type="dxa" w:w="3326"/>
+            <w:vAlign w:val="center"/>
+          </w:tcPr>
+          <w:p>
+            <w:pPr>
+              <w:spacing w:after="60" w:before="60"/>
+            </w:pPr>
+            <w:r/>
+          </w:p>
+        </w:tc>
+        <w:tc>
+          <w:tcPr>
+            <w:tcW w:type="dxa" w:w="3326"/>
+            <w:vAlign w:val="center"/>
+          </w:tcPr>
+          <w:p>
+            <w:pPr>
+              <w:spacing w:after="60" w:before="60"/>
+            </w:pPr>
+            <w:r/>
+          </w:p>
+        </w:tc>
+      </w:tr>
+    </w:tbl>
+    <w:p>
+      <w:r>
+        <w:br w:type="page"/>
       </w:r>
     </w:p>
     <w:p>
@@ -15,86 +912,402 @@
         <w:pStyle w:val="Title"/>
       </w:pPr>
       <w:r>
-        <w:t>박새미 강사 소개 및 출강 제안</w:t>
+        <w:t>강의 분야 및 활동 소개</w:t>
+      </w:r>
+    </w:p>
+    <w:p>
+      <w:pPr>
+        <w:spacing w:before="180" w:after="100"/>
+      </w:pPr>
+      <w:r>
+        <w:rPr>
+          <w:b/>
+          <w:sz w:val="22"/>
+        </w:rPr>
+        <w:t>5. 강의 분야 및 운영 제안</w:t>
+      </w:r>
+    </w:p>
+    <w:tbl>
+      <w:tblPr>
+        <w:tblStyle w:val="TableGrid"/>
+        <w:tblW w:type="auto" w:w="0"/>
+        <w:jc w:val="center"/>
+        <w:tblLook w:firstColumn="1" w:firstRow="1" w:lastColumn="0" w:lastRow="0" w:noHBand="0" w:noVBand="1" w:val="04A0"/>
+      </w:tblPr>
+      <w:tblGrid>
+        <w:gridCol w:w="4989"/>
+        <w:gridCol w:w="4989"/>
+      </w:tblGrid>
+      <w:tr>
+        <w:tc>
+          <w:tcPr>
+            <w:tcW w:type="dxa" w:w="4989"/>
+            <w:shd w:fill="F0F3F6"/>
+          </w:tcPr>
+          <w:p>
+            <w:r>
+              <w:t>구분</w:t>
+            </w:r>
+          </w:p>
+        </w:tc>
+        <w:tc>
+          <w:tcPr>
+            <w:tcW w:type="dxa" w:w="4989"/>
+            <w:shd w:fill="F0F3F6"/>
+          </w:tcPr>
+          <w:p>
+            <w:r>
+              <w:t>내용</w:t>
+            </w:r>
+          </w:p>
+        </w:tc>
+      </w:tr>
+      <w:tr>
+        <w:tc>
+          <w:tcPr>
+            <w:tcW w:type="dxa" w:w="4989"/>
+            <w:vAlign w:val="center"/>
+          </w:tcPr>
+          <w:p>
+            <w:pPr>
+              <w:spacing w:after="60" w:before="60"/>
+            </w:pPr>
+            <w:r>
+              <w:t>강의 분야</w:t>
+            </w:r>
+          </w:p>
+        </w:tc>
+        <w:tc>
+          <w:tcPr>
+            <w:tcW w:type="dxa" w:w="4989"/>
+            <w:vAlign w:val="center"/>
+          </w:tcPr>
+          <w:p>
+            <w:pPr>
+              <w:spacing w:after="60" w:before="60"/>
+            </w:pPr>
+            <w:r>
+              <w:t>생활·여행 영어</w:t>
+            </w:r>
+          </w:p>
+        </w:tc>
+      </w:tr>
+      <w:tr>
+        <w:tc>
+          <w:tcPr>
+            <w:tcW w:type="dxa" w:w="4989"/>
+            <w:vAlign w:val="center"/>
+          </w:tcPr>
+          <w:p>
+            <w:pPr>
+              <w:spacing w:after="60" w:before="60"/>
+            </w:pPr>
+            <w:r>
+              <w:t>제안 대상</w:t>
+            </w:r>
+          </w:p>
+        </w:tc>
+        <w:tc>
+          <w:tcPr>
+            <w:tcW w:type="dxa" w:w="4989"/>
+            <w:vAlign w:val="center"/>
+          </w:tcPr>
+          <w:p>
+            <w:pPr>
+              <w:spacing w:after="60" w:before="60"/>
+            </w:pPr>
+            <w:r>
+              <w:t>중장년·어르신</w:t>
+            </w:r>
+          </w:p>
+        </w:tc>
+      </w:tr>
+      <w:tr>
+        <w:tc>
+          <w:tcPr>
+            <w:tcW w:type="dxa" w:w="4989"/>
+            <w:vAlign w:val="center"/>
+          </w:tcPr>
+          <w:p>
+            <w:pPr>
+              <w:spacing w:after="60" w:before="60"/>
+            </w:pPr>
+            <w:r>
+              <w:t>수업 형태</w:t>
+            </w:r>
+          </w:p>
+        </w:tc>
+        <w:tc>
+          <w:tcPr>
+            <w:tcW w:type="dxa" w:w="4989"/>
+            <w:vAlign w:val="center"/>
+          </w:tcPr>
+          <w:p>
+            <w:pPr>
+              <w:spacing w:after="60" w:before="60"/>
+            </w:pPr>
+            <w:r>
+              <w:t>2~3인 소규모 모임 / 10명 이상 단체 특강</w:t>
+            </w:r>
+          </w:p>
+        </w:tc>
+      </w:tr>
+      <w:tr>
+        <w:tc>
+          <w:tcPr>
+            <w:tcW w:type="dxa" w:w="4989"/>
+            <w:vAlign w:val="center"/>
+          </w:tcPr>
+          <w:p>
+            <w:pPr>
+              <w:spacing w:after="60" w:before="60"/>
+            </w:pPr>
+            <w:r>
+              <w:t>시간 / 지역</w:t>
+            </w:r>
+          </w:p>
+        </w:tc>
+        <w:tc>
+          <w:tcPr>
+            <w:tcW w:type="dxa" w:w="4989"/>
+            <w:vAlign w:val="center"/>
+          </w:tcPr>
+          <w:p>
+            <w:pPr>
+              <w:spacing w:after="60" w:before="60"/>
+            </w:pPr>
+            <w:r>
+              <w:t>60~120분 / 부천 중심</w:t>
+            </w:r>
+          </w:p>
+        </w:tc>
+      </w:tr>
+      <w:tr>
+        <w:tc>
+          <w:tcPr>
+            <w:tcW w:type="dxa" w:w="4989"/>
+            <w:vAlign w:val="center"/>
+          </w:tcPr>
+          <w:p>
+            <w:pPr>
+              <w:spacing w:after="60" w:before="60"/>
+            </w:pPr>
+            <w:r>
+              <w:t>주제 예시</w:t>
+            </w:r>
+          </w:p>
+        </w:tc>
+        <w:tc>
+          <w:tcPr>
+            <w:tcW w:type="dxa" w:w="4989"/>
+            <w:vAlign w:val="center"/>
+          </w:tcPr>
+          <w:p>
+            <w:pPr>
+              <w:spacing w:after="60" w:before="60"/>
+            </w:pPr>
+            <w:r>
+              <w:t>주문하기, 길 묻기, 인사와 자기소개</w:t>
+            </w:r>
+          </w:p>
+        </w:tc>
+      </w:tr>
+      <w:tr>
+        <w:tc>
+          <w:tcPr>
+            <w:tcW w:type="dxa" w:w="4989"/>
+            <w:vAlign w:val="center"/>
+          </w:tcPr>
+          <w:p>
+            <w:pPr>
+              <w:spacing w:after="60" w:before="60"/>
+            </w:pPr>
+            <w:r>
+              <w:t>운영 방식</w:t>
+            </w:r>
+          </w:p>
+        </w:tc>
+        <w:tc>
+          <w:tcPr>
+            <w:tcW w:type="dxa" w:w="4989"/>
+            <w:vAlign w:val="center"/>
+          </w:tcPr>
+          <w:p>
+            <w:pPr>
+              <w:spacing w:after="60" w:before="60"/>
+            </w:pPr>
+            <w:r>
+              <w:t>큰 글씨 자료, 한국어 상황 설명, 선택적인 짝 활동</w:t>
+            </w:r>
+          </w:p>
+        </w:tc>
+      </w:tr>
+      <w:tr>
+        <w:tc>
+          <w:tcPr>
+            <w:tcW w:type="dxa" w:w="4989"/>
+            <w:vAlign w:val="center"/>
+          </w:tcPr>
+          <w:p>
+            <w:pPr>
+              <w:spacing w:after="60" w:before="60"/>
+            </w:pPr>
+            <w:r>
+              <w:t>일정 / 비용</w:t>
+            </w:r>
+          </w:p>
+        </w:tc>
+        <w:tc>
+          <w:tcPr>
+            <w:tcW w:type="dxa" w:w="4989"/>
+            <w:vAlign w:val="center"/>
+          </w:tcPr>
+          <w:p>
+            <w:pPr>
+              <w:spacing w:after="60" w:before="60"/>
+            </w:pPr>
+            <w:r>
+              <w:t>대상, 인원, 장소와 준비 조건 확인 후 협의</w:t>
+            </w:r>
+          </w:p>
+        </w:tc>
+      </w:tr>
+    </w:tbl>
+    <w:p>
+      <w:pPr>
+        <w:spacing w:before="180" w:after="100"/>
+      </w:pPr>
+      <w:r>
+        <w:rPr>
+          <w:b/>
+          <w:sz w:val="22"/>
+        </w:rPr>
+        <w:t>6. 자기소개 및 강의 강점</w:t>
+      </w:r>
+    </w:p>
+    <w:tbl>
+      <w:tblPr>
+        <w:tblStyle w:val="TableGrid"/>
+        <w:tblW w:type="auto" w:w="0"/>
+        <w:jc w:val="center"/>
+        <w:tblLook w:firstColumn="1" w:firstRow="1" w:lastColumn="0" w:lastRow="0" w:noHBand="0" w:noVBand="1" w:val="04A0"/>
+      </w:tblPr>
+      <w:tblGrid>
+        <w:gridCol w:w="9978"/>
+      </w:tblGrid>
+      <w:tr>
+        <w:tc>
+          <w:tcPr>
+            <w:tcW w:type="dxa" w:w="9978"/>
+            <w:shd w:fill="F0F3F6"/>
+          </w:tcPr>
+          <w:p>
+            <w:r>
+              <w:t>본인의 경험과 강의 방식, 수강생에게 전하고 싶은 내용을 작성합니다.</w:t>
+            </w:r>
+          </w:p>
+        </w:tc>
+      </w:tr>
+      <w:tr>
+        <w:tc>
+          <w:tcPr>
+            <w:tcW w:type="dxa" w:w="9978"/>
+            <w:vAlign w:val="center"/>
+          </w:tcPr>
+          <w:p>
+            <w:pPr>
+              <w:spacing w:after="60" w:before="60"/>
+            </w:pPr>
+            <w:r>
+              <w:br/>
+              <w:br/>
+              <w:br/>
+            </w:r>
+          </w:p>
+        </w:tc>
+      </w:tr>
+    </w:tbl>
+    <w:p>
+      <w:pPr>
+        <w:spacing w:before="180" w:after="100"/>
+      </w:pPr>
+      <w:r>
+        <w:rPr>
+          <w:b/>
+          <w:sz w:val="22"/>
+        </w:rPr>
+        <w:t>7. 주요 활동 및 관련 실적</w:t>
+      </w:r>
+    </w:p>
+    <w:tbl>
+      <w:tblPr>
+        <w:tblStyle w:val="TableGrid"/>
+        <w:tblW w:type="auto" w:w="0"/>
+        <w:jc w:val="center"/>
+        <w:tblLook w:firstColumn="1" w:firstRow="1" w:lastColumn="0" w:lastRow="0" w:noHBand="0" w:noVBand="1" w:val="04A0"/>
+      </w:tblPr>
+      <w:tblGrid>
+        <w:gridCol w:w="9978"/>
+      </w:tblGrid>
+      <w:tr>
+        <w:tc>
+          <w:tcPr>
+            <w:tcW w:type="dxa" w:w="9978"/>
+            <w:shd w:fill="F0F3F6"/>
+          </w:tcPr>
+          <w:p>
+            <w:r>
+              <w:t>관련 프로젝트, 교육 활동, 저술, 수상 등 제출 목적에 맞는 내용을 작성합니다.</w:t>
+            </w:r>
+          </w:p>
+        </w:tc>
+      </w:tr>
+      <w:tr>
+        <w:tc>
+          <w:tcPr>
+            <w:tcW w:type="dxa" w:w="9978"/>
+            <w:vAlign w:val="center"/>
+          </w:tcPr>
+          <w:p>
+            <w:pPr>
+              <w:spacing w:after="60" w:before="60"/>
+            </w:pPr>
+            <w:r>
+              <w:br/>
+              <w:br/>
+              <w:br/>
+            </w:r>
+          </w:p>
+        </w:tc>
+      </w:tr>
+    </w:tbl>
+    <w:p>
+      <w:pPr>
+        <w:spacing w:before="180" w:after="100"/>
+      </w:pPr>
+      <w:r>
+        <w:rPr>
+          <w:b/>
+          <w:sz w:val="22"/>
+        </w:rPr>
+        <w:t>8. 작성 확인</w:t>
       </w:r>
     </w:p>
     <w:p>
       <w:r>
-        <w:t>기관 담당자를 위한 소개</w:t>
-      </w:r>
-    </w:p>
-    <w:p>
-      <w:pPr>
-        <w:pStyle w:val="Heading2"/>
-      </w:pPr>
-      <w:r>
-        <w:t>돈스탑 잉글리시 운영자</w:t>
+        <w:t>위에 기재한 학력·경력·자격·활동 내용이 사실과 일치함을 확인합니다.</w:t>
       </w:r>
     </w:p>
     <w:p>
       <w:r>
-        <w:t>부천의 중장년과 어르신이 생활과 여행에서 필요한 영어를 천천히 말해보는 수업을 제안합니다. 참여자의 경험을 대화의 출발점으로 삼고, 설명과 연습의 속도를 함께 맞추는 구성을 준비합니다.</w:t>
-      </w:r>
-    </w:p>
-    <w:p>
-      <w:pPr>
-        <w:pStyle w:val="Heading2"/>
-      </w:pPr>
-      <w:r>
-        <w:t>수업을 구성하는 세 가지 기준</w:t>
-      </w:r>
-    </w:p>
-    <w:p>
-      <w:r>
-        <w:t>큰 글씨 자료 · 한국어로 상황을 먼저 이해하고 짧은 영어 표현을 읽습니다.</w:t>
+        <w:t>작성일:          년       월       일</w:t>
         <w:br/>
-        <w:t>선택하는 참여 · 혼자 발표하기보다 함께 따라 말하기와 짝 연습을 선택할 수 있습니다.</w:t>
-        <w:br/>
-        <w:t>생활 속 장면 · 주문, 길 묻기, 인사처럼 사용할 장면 하나를 중심으로 연습합니다.</w:t>
-      </w:r>
-    </w:p>
-    <w:p>
-      <w:pPr>
-        <w:pStyle w:val="Heading2"/>
-      </w:pPr>
-      <w:r>
-        <w:t>제안 가능한 수업 형태</w:t>
-      </w:r>
-    </w:p>
-    <w:p>
-      <w:r>
-        <w:t>중장년·어르신 단체 특강 · 10명 이상 / 60~120분</w:t>
-        <w:br/>
-        <w:t>친구·가족 소모임 · 2~3인 / 60~120분</w:t>
-        <w:br/>
-        <w:t>부천 지역 출강을 중심으로 대상, 수준, 장소와 운영 조건을 협의합니다.</w:t>
-      </w:r>
-    </w:p>
-    <w:p>
-      <w:pPr>
-        <w:pStyle w:val="Heading2"/>
-      </w:pPr>
-      <w:r>
-        <w:t>기관과 함께 정할 내용</w:t>
-      </w:r>
-    </w:p>
-    <w:p>
-      <w:r>
-        <w:t>참여자의 학습 목적과 읽기 편한 글씨 크기, 공간과 장비, 교재 인쇄와 필요한 참여 지원을 사전에 확인합니다. 일정과 비용은 협의 후 확정합니다.</w:t>
-      </w:r>
-    </w:p>
-    <w:p>
-      <w:r>
-        <w:t>출강 문의 · 돈스탑 잉글리시 카카오톡 채널</w:t>
-        <w:br/>
-        <w:t>https://pf.kakao.com/_cDxaKn/chat</w:t>
-        <w:br/>
-        <w:t>출강 구성 제안 · 주제, 일정, 장소, 비용과 운영 조건은 협의 후 확정합니다.</w:t>
+        <w:t>작성자: 박새미                    서명:</w:t>
       </w:r>
     </w:p>
     <w:sectPr>
-      <w:pgSz w:w="12240" w:h="15840"/>
-      <w:pgMar w:top="1080" w:right="1080" w:bottom="936" w:left="1080" w:header="720" w:footer="720" w:gutter="0"/>
+      <w:pgSz w:w="11906" w:h="16838"/>
+      <w:pgMar w:top="850" w:right="964" w:bottom="850" w:left="964" w:header="720" w:footer="720" w:gutter="0"/>
       <w:cols w:space="720"/>
       <w:docGrid w:linePitch="360"/>
     </w:sectPr>
@@ -465,9 +1678,12 @@
     <w:name w:val="Normal"/>
     <w:qFormat/>
     <w:rsid w:val="00FC693F"/>
+    <w:pPr>
+      <w:spacing w:after="60"/>
+    </w:pPr>
     <w:rPr>
       <w:rFonts w:ascii="Malgun Gothic" w:hAnsi="Malgun Gothic" w:eastAsia="Malgun Gothic"/>
-      <w:sz w:val="20"/>
+      <w:sz w:val="18"/>
     </w:rPr>
   </w:style>
   <w:style w:type="paragraph" w:styleId="Header">
@@ -486,7 +1702,7 @@
     </w:pPr>
     <w:rPr>
       <w:rFonts w:ascii="Malgun Gothic" w:hAnsi="Malgun Gothic" w:eastAsia="Malgun Gothic"/>
-      <w:sz w:val="20"/>
+      <w:sz w:val="18"/>
     </w:rPr>
   </w:style>
   <w:style w:type="character" w:customStyle="1" w:styleId="HeaderChar">
@@ -497,7 +1713,7 @@
     <w:rsid w:val="00E618BF"/>
     <w:rPr>
       <w:rFonts w:ascii="Malgun Gothic" w:hAnsi="Malgun Gothic" w:eastAsia="Malgun Gothic"/>
-      <w:sz w:val="20"/>
+      <w:sz w:val="18"/>
     </w:rPr>
   </w:style>
   <w:style w:type="paragraph" w:styleId="Footer">
@@ -516,7 +1732,7 @@
     </w:pPr>
     <w:rPr>
       <w:rFonts w:ascii="Malgun Gothic" w:hAnsi="Malgun Gothic" w:eastAsia="Malgun Gothic"/>
-      <w:sz w:val="20"/>
+      <w:sz w:val="18"/>
     </w:rPr>
   </w:style>
   <w:style w:type="character" w:customStyle="1" w:styleId="FooterChar">
@@ -527,7 +1743,7 @@
     <w:rsid w:val="00E618BF"/>
     <w:rPr>
       <w:rFonts w:ascii="Malgun Gothic" w:hAnsi="Malgun Gothic" w:eastAsia="Malgun Gothic"/>
-      <w:sz w:val="20"/>
+      <w:sz w:val="18"/>
     </w:rPr>
   </w:style>
   <w:style w:type="paragraph" w:styleId="Heading1">
@@ -549,7 +1765,7 @@
       <w:b/>
       <w:bCs/>
       <w:color w:val="365F91" w:themeColor="accent1" w:themeShade="BF"/>
-      <w:sz w:val="20"/>
+      <w:sz w:val="18"/>
       <w:szCs w:val="28"/>
     </w:rPr>
   </w:style>
@@ -573,7 +1789,7 @@
       <w:b/>
       <w:bCs/>
       <w:color w:val="4F81BD" w:themeColor="accent1"/>
-      <w:sz w:val="20"/>
+      <w:sz w:val="18"/>
       <w:szCs w:val="26"/>
     </w:rPr>
   </w:style>
@@ -597,7 +1813,7 @@
       <w:b/>
       <w:bCs/>
       <w:color w:val="4F81BD" w:themeColor="accent1"/>
-      <w:sz w:val="20"/>
+      <w:sz w:val="18"/>
     </w:rPr>
   </w:style>
   <w:style w:type="paragraph" w:styleId="Heading4">
@@ -623,7 +1839,7 @@
       <w:i/>
       <w:iCs/>
       <w:color w:val="4F81BD" w:themeColor="accent1"/>
-      <w:sz w:val="20"/>
+      <w:sz w:val="18"/>
     </w:rPr>
   </w:style>
   <w:style w:type="paragraph" w:styleId="Heading5">
@@ -645,7 +1861,7 @@
     <w:rPr>
       <w:rFonts w:asciiTheme="majorHAnsi" w:eastAsiaTheme="majorEastAsia" w:hAnsiTheme="majorHAnsi" w:cstheme="majorBidi" w:ascii="Malgun Gothic" w:hAnsi="Malgun Gothic" w:eastAsia="Malgun Gothic"/>
       <w:color w:val="243F60" w:themeColor="accent1" w:themeShade="7F"/>
-      <w:sz w:val="20"/>
+      <w:sz w:val="18"/>
     </w:rPr>
   </w:style>
   <w:style w:type="paragraph" w:styleId="Heading6">
@@ -669,7 +1885,7 @@
       <w:i/>
       <w:iCs/>
       <w:color w:val="243F60" w:themeColor="accent1" w:themeShade="7F"/>
-      <w:sz w:val="20"/>
+      <w:sz w:val="18"/>
     </w:rPr>
   </w:style>
   <w:style w:type="paragraph" w:styleId="Heading7">
@@ -693,7 +1909,7 @@
       <w:i/>
       <w:iCs/>
       <w:color w:val="404040" w:themeColor="text1" w:themeTint="BF"/>
-      <w:sz w:val="20"/>
+      <w:sz w:val="18"/>
     </w:rPr>
   </w:style>
   <w:style w:type="paragraph" w:styleId="Heading8">
@@ -715,7 +1931,7 @@
     <w:rPr>
       <w:rFonts w:asciiTheme="majorHAnsi" w:eastAsiaTheme="majorEastAsia" w:hAnsiTheme="majorHAnsi" w:cstheme="majorBidi" w:ascii="Malgun Gothic" w:hAnsi="Malgun Gothic" w:eastAsia="Malgun Gothic"/>
       <w:color w:val="4F81BD" w:themeColor="accent1"/>
-      <w:sz w:val="20"/>
+      <w:sz w:val="18"/>
       <w:szCs w:val="20"/>
     </w:rPr>
   </w:style>
@@ -740,7 +1956,7 @@
       <w:i/>
       <w:iCs/>
       <w:color w:val="404040" w:themeColor="text1" w:themeTint="BF"/>
-      <w:sz w:val="20"/>
+      <w:sz w:val="18"/>
       <w:szCs w:val="20"/>
     </w:rPr>
   </w:style>
@@ -751,7 +1967,7 @@
     <w:unhideWhenUsed/>
     <w:rPr>
       <w:rFonts w:ascii="Malgun Gothic" w:hAnsi="Malgun Gothic" w:eastAsia="Malgun Gothic"/>
-      <w:sz w:val="20"/>
+      <w:sz w:val="18"/>
     </w:rPr>
   </w:style>
   <w:style w:type="table" w:default="1" w:styleId="TableNormal">
@@ -785,7 +2001,7 @@
     </w:pPr>
     <w:rPr>
       <w:rFonts w:ascii="Malgun Gothic" w:hAnsi="Malgun Gothic" w:eastAsia="Malgun Gothic"/>
-      <w:sz w:val="20"/>
+      <w:sz w:val="18"/>
     </w:rPr>
   </w:style>
   <w:style w:type="character" w:customStyle="1" w:styleId="Heading1Char">
@@ -799,7 +2015,7 @@
       <w:b/>
       <w:bCs/>
       <w:color w:val="365F91" w:themeColor="accent1" w:themeShade="BF"/>
-      <w:sz w:val="20"/>
+      <w:sz w:val="18"/>
       <w:szCs w:val="28"/>
     </w:rPr>
   </w:style>
@@ -814,7 +2030,7 @@
       <w:b/>
       <w:bCs/>
       <w:color w:val="4F81BD" w:themeColor="accent1"/>
-      <w:sz w:val="20"/>
+      <w:sz w:val="18"/>
       <w:szCs w:val="26"/>
     </w:rPr>
   </w:style>
@@ -829,7 +2045,7 @@
       <w:b/>
       <w:bCs/>
       <w:color w:val="4F81BD" w:themeColor="accent1"/>
-      <w:sz w:val="20"/>
+      <w:sz w:val="18"/>
     </w:rPr>
   </w:style>
   <w:style w:type="paragraph" w:styleId="Title">
@@ -852,7 +2068,7 @@
       <w:color w:val="17365D" w:themeColor="text2" w:themeShade="BF"/>
       <w:spacing w:val="5"/>
       <w:kern w:val="28"/>
-      <w:sz w:val="20"/>
+      <w:sz w:val="18"/>
       <w:szCs w:val="52"/>
     </w:rPr>
   </w:style>
@@ -867,7 +2083,7 @@
       <w:color w:val="17365D" w:themeColor="text2" w:themeShade="BF"/>
       <w:spacing w:val="5"/>
       <w:kern w:val="28"/>
-      <w:sz w:val="20"/>
+      <w:sz w:val="18"/>
       <w:szCs w:val="52"/>
     </w:rPr>
   </w:style>
@@ -890,7 +2106,7 @@
       <w:iCs/>
       <w:color w:val="4F81BD" w:themeColor="accent1"/>
       <w:spacing w:val="15"/>
-      <w:sz w:val="20"/>
+      <w:sz w:val="18"/>
       <w:szCs w:val="24"/>
     </w:rPr>
   </w:style>
@@ -906,7 +2122,7 @@
       <w:iCs/>
       <w:color w:val="4F81BD" w:themeColor="accent1"/>
       <w:spacing w:val="15"/>
-      <w:sz w:val="20"/>
+      <w:sz w:val="18"/>
       <w:szCs w:val="24"/>
     </w:rPr>
   </w:style>
@@ -922,7 +2138,7 @@
     </w:pPr>
     <w:rPr>
       <w:rFonts w:ascii="Malgun Gothic" w:hAnsi="Malgun Gothic" w:eastAsia="Malgun Gothic"/>
-      <w:sz w:val="20"/>
+      <w:sz w:val="18"/>
     </w:rPr>
   </w:style>
   <w:style w:type="paragraph" w:styleId="BodyText">
@@ -937,7 +2153,7 @@
     </w:pPr>
     <w:rPr>
       <w:rFonts w:ascii="Malgun Gothic" w:hAnsi="Malgun Gothic" w:eastAsia="Malgun Gothic"/>
-      <w:sz w:val="20"/>
+      <w:sz w:val="18"/>
     </w:rPr>
   </w:style>
   <w:style w:type="character" w:customStyle="1" w:styleId="BodyTextChar">
@@ -948,7 +2164,7 @@
     <w:rsid w:val="00AA1D8D"/>
     <w:rPr>
       <w:rFonts w:ascii="Malgun Gothic" w:hAnsi="Malgun Gothic" w:eastAsia="Malgun Gothic"/>
-      <w:sz w:val="20"/>
+      <w:sz w:val="18"/>
     </w:rPr>
   </w:style>
   <w:style w:type="paragraph" w:styleId="BodyText2">
@@ -963,7 +2179,7 @@
     </w:pPr>
     <w:rPr>
       <w:rFonts w:ascii="Malgun Gothic" w:hAnsi="Malgun Gothic" w:eastAsia="Malgun Gothic"/>
-      <w:sz w:val="20"/>
+      <w:sz w:val="18"/>
     </w:rPr>
   </w:style>
   <w:style w:type="character" w:customStyle="1" w:styleId="BodyText2Char">
@@ -974,7 +2190,7 @@
     <w:rsid w:val="00AA1D8D"/>
     <w:rPr>
       <w:rFonts w:ascii="Malgun Gothic" w:hAnsi="Malgun Gothic" w:eastAsia="Malgun Gothic"/>
-      <w:sz w:val="20"/>
+      <w:sz w:val="18"/>
     </w:rPr>
   </w:style>
   <w:style w:type="paragraph" w:styleId="BodyText3">
@@ -989,7 +2205,7 @@
     </w:pPr>
     <w:rPr>
       <w:rFonts w:ascii="Malgun Gothic" w:hAnsi="Malgun Gothic" w:eastAsia="Malgun Gothic"/>
-      <w:sz w:val="20"/>
+      <w:sz w:val="18"/>
       <w:szCs w:val="16"/>
     </w:rPr>
   </w:style>
@@ -1001,7 +2217,7 @@
     <w:rsid w:val="00AA1D8D"/>
     <w:rPr>
       <w:rFonts w:ascii="Malgun Gothic" w:hAnsi="Malgun Gothic" w:eastAsia="Malgun Gothic"/>
-      <w:sz w:val="20"/>
+      <w:sz w:val="18"/>
       <w:szCs w:val="16"/>
     </w:rPr>
   </w:style>
@@ -1017,7 +2233,7 @@
     </w:pPr>
     <w:rPr>
       <w:rFonts w:ascii="Malgun Gothic" w:hAnsi="Malgun Gothic" w:eastAsia="Malgun Gothic"/>
-      <w:sz w:val="20"/>
+      <w:sz w:val="18"/>
     </w:rPr>
   </w:style>
   <w:style w:type="paragraph" w:styleId="List2">
@@ -1032,7 +2248,7 @@
     </w:pPr>
     <w:rPr>
       <w:rFonts w:ascii="Malgun Gothic" w:hAnsi="Malgun Gothic" w:eastAsia="Malgun Gothic"/>
-      <w:sz w:val="20"/>
+      <w:sz w:val="18"/>
     </w:rPr>
   </w:style>
   <w:style w:type="paragraph" w:styleId="List3">
@@ -1047,7 +2263,7 @@
     </w:pPr>
     <w:rPr>
       <w:rFonts w:ascii="Malgun Gothic" w:hAnsi="Malgun Gothic" w:eastAsia="Malgun Gothic"/>
-      <w:sz w:val="20"/>
+      <w:sz w:val="18"/>
     </w:rPr>
   </w:style>
   <w:style w:type="paragraph" w:styleId="ListBullet">
@@ -1064,7 +2280,7 @@
     </w:pPr>
     <w:rPr>
       <w:rFonts w:ascii="Malgun Gothic" w:hAnsi="Malgun Gothic" w:eastAsia="Malgun Gothic"/>
-      <w:sz w:val="20"/>
+      <w:sz w:val="18"/>
     </w:rPr>
   </w:style>
   <w:style w:type="paragraph" w:styleId="ListBullet2">
@@ -1081,7 +2297,7 @@
     </w:pPr>
     <w:rPr>
       <w:rFonts w:ascii="Malgun Gothic" w:hAnsi="Malgun Gothic" w:eastAsia="Malgun Gothic"/>
-      <w:sz w:val="20"/>
+      <w:sz w:val="18"/>
     </w:rPr>
   </w:style>
   <w:style w:type="paragraph" w:styleId="ListBullet3">
@@ -1098,7 +2314,7 @@
     </w:pPr>
     <w:rPr>
       <w:rFonts w:ascii="Malgun Gothic" w:hAnsi="Malgun Gothic" w:eastAsia="Malgun Gothic"/>
-      <w:sz w:val="20"/>
+      <w:sz w:val="18"/>
     </w:rPr>
   </w:style>
   <w:style w:type="paragraph" w:styleId="ListNumber">
@@ -1115,7 +2331,7 @@
     </w:pPr>
     <w:rPr>
       <w:rFonts w:ascii="Malgun Gothic" w:hAnsi="Malgun Gothic" w:eastAsia="Malgun Gothic"/>
-      <w:sz w:val="20"/>
+      <w:sz w:val="18"/>
     </w:rPr>
   </w:style>
   <w:style w:type="paragraph" w:styleId="ListNumber2">
@@ -1132,7 +2348,7 @@
     </w:pPr>
     <w:rPr>
       <w:rFonts w:ascii="Malgun Gothic" w:hAnsi="Malgun Gothic" w:eastAsia="Malgun Gothic"/>
-      <w:sz w:val="20"/>
+      <w:sz w:val="18"/>
     </w:rPr>
   </w:style>
   <w:style w:type="paragraph" w:styleId="ListNumber3">
@@ -1149,7 +2365,7 @@
     </w:pPr>
     <w:rPr>
       <w:rFonts w:ascii="Malgun Gothic" w:hAnsi="Malgun Gothic" w:eastAsia="Malgun Gothic"/>
-      <w:sz w:val="20"/>
+      <w:sz w:val="18"/>
     </w:rPr>
   </w:style>
   <w:style w:type="paragraph" w:styleId="ListContinue">
@@ -1165,7 +2381,7 @@
     </w:pPr>
     <w:rPr>
       <w:rFonts w:ascii="Malgun Gothic" w:hAnsi="Malgun Gothic" w:eastAsia="Malgun Gothic"/>
-      <w:sz w:val="20"/>
+      <w:sz w:val="18"/>
     </w:rPr>
   </w:style>
   <w:style w:type="paragraph" w:styleId="ListContinue2">
@@ -1181,7 +2397,7 @@
     </w:pPr>
     <w:rPr>
       <w:rFonts w:ascii="Malgun Gothic" w:hAnsi="Malgun Gothic" w:eastAsia="Malgun Gothic"/>
-      <w:sz w:val="20"/>
+      <w:sz w:val="18"/>
     </w:rPr>
   </w:style>
   <w:style w:type="paragraph" w:styleId="ListContinue3">
@@ -1197,7 +2413,7 @@
     </w:pPr>
     <w:rPr>
       <w:rFonts w:ascii="Malgun Gothic" w:hAnsi="Malgun Gothic" w:eastAsia="Malgun Gothic"/>
-      <w:sz w:val="20"/>
+      <w:sz w:val="18"/>
     </w:rPr>
   </w:style>
   <w:style w:type="paragraph" w:styleId="MacroText">
@@ -1219,7 +2435,7 @@
     </w:pPr>
     <w:rPr>
       <w:rFonts w:ascii="Malgun Gothic" w:hAnsi="Malgun Gothic" w:eastAsia="Malgun Gothic"/>
-      <w:sz w:val="20"/>
+      <w:sz w:val="18"/>
       <w:szCs w:val="20"/>
     </w:rPr>
   </w:style>
@@ -1231,7 +2447,7 @@
     <w:rsid w:val="0029639D"/>
     <w:rPr>
       <w:rFonts w:ascii="Malgun Gothic" w:hAnsi="Malgun Gothic" w:eastAsia="Malgun Gothic"/>
-      <w:sz w:val="20"/>
+      <w:sz w:val="18"/>
       <w:szCs w:val="20"/>
     </w:rPr>
   </w:style>
@@ -1248,7 +2464,7 @@
       <w:i/>
       <w:iCs/>
       <w:color w:val="000000" w:themeColor="text1"/>
-      <w:sz w:val="20"/>
+      <w:sz w:val="18"/>
     </w:rPr>
   </w:style>
   <w:style w:type="character" w:customStyle="1" w:styleId="QuoteChar">
@@ -1262,7 +2478,7 @@
       <w:i/>
       <w:iCs/>
       <w:color w:val="000000" w:themeColor="text1"/>
-      <w:sz w:val="20"/>
+      <w:sz w:val="18"/>
     </w:rPr>
   </w:style>
   <w:style w:type="character" w:customStyle="1" w:styleId="Heading4Char">
@@ -1279,7 +2495,7 @@
       <w:i/>
       <w:iCs/>
       <w:color w:val="4F81BD" w:themeColor="accent1"/>
-      <w:sz w:val="20"/>
+      <w:sz w:val="18"/>
     </w:rPr>
   </w:style>
   <w:style w:type="character" w:customStyle="1" w:styleId="Heading5Char">
@@ -1292,7 +2508,7 @@
     <w:rPr>
       <w:rFonts w:asciiTheme="majorHAnsi" w:eastAsiaTheme="majorEastAsia" w:hAnsiTheme="majorHAnsi" w:cstheme="majorBidi" w:ascii="Malgun Gothic" w:hAnsi="Malgun Gothic" w:eastAsia="Malgun Gothic"/>
       <w:color w:val="243F60" w:themeColor="accent1" w:themeShade="7F"/>
-      <w:sz w:val="20"/>
+      <w:sz w:val="18"/>
     </w:rPr>
   </w:style>
   <w:style w:type="character" w:customStyle="1" w:styleId="Heading6Char">
@@ -1307,7 +2523,7 @@
       <w:i/>
       <w:iCs/>
       <w:color w:val="243F60" w:themeColor="accent1" w:themeShade="7F"/>
-      <w:sz w:val="20"/>
+      <w:sz w:val="18"/>
     </w:rPr>
   </w:style>
   <w:style w:type="character" w:customStyle="1" w:styleId="Heading7Char">
@@ -1322,7 +2538,7 @@
       <w:i/>
       <w:iCs/>
       <w:color w:val="404040" w:themeColor="text1" w:themeTint="BF"/>
-      <w:sz w:val="20"/>
+      <w:sz w:val="18"/>
     </w:rPr>
   </w:style>
   <w:style w:type="character" w:customStyle="1" w:styleId="Heading8Char">
@@ -1335,7 +2551,7 @@
     <w:rPr>
       <w:rFonts w:asciiTheme="majorHAnsi" w:eastAsiaTheme="majorEastAsia" w:hAnsiTheme="majorHAnsi" w:cstheme="majorBidi" w:ascii="Malgun Gothic" w:hAnsi="Malgun Gothic" w:eastAsia="Malgun Gothic"/>
       <w:color w:val="4F81BD" w:themeColor="accent1"/>
-      <w:sz w:val="20"/>
+      <w:sz w:val="18"/>
       <w:szCs w:val="20"/>
     </w:rPr>
   </w:style>
@@ -1351,7 +2567,7 @@
       <w:i/>
       <w:iCs/>
       <w:color w:val="404040" w:themeColor="text1" w:themeTint="BF"/>
-      <w:sz w:val="20"/>
+      <w:sz w:val="18"/>
       <w:szCs w:val="20"/>
     </w:rPr>
   </w:style>
@@ -1372,7 +2588,7 @@
       <w:b/>
       <w:bCs/>
       <w:color w:val="4F81BD" w:themeColor="accent1"/>
-      <w:sz w:val="20"/>
+      <w:sz w:val="18"/>
       <w:szCs w:val="18"/>
     </w:rPr>
   </w:style>
@@ -1386,7 +2602,7 @@
       <w:rFonts w:ascii="Malgun Gothic" w:hAnsi="Malgun Gothic" w:eastAsia="Malgun Gothic"/>
       <w:b/>
       <w:bCs/>
-      <w:sz w:val="20"/>
+      <w:sz w:val="18"/>
     </w:rPr>
   </w:style>
   <w:style w:type="character" w:styleId="Emphasis">
@@ -1399,7 +2615,7 @@
       <w:rFonts w:ascii="Malgun Gothic" w:hAnsi="Malgun Gothic" w:eastAsia="Malgun Gothic"/>
       <w:i/>
       <w:iCs/>
-      <w:sz w:val="20"/>
+      <w:sz w:val="18"/>
     </w:rPr>
   </w:style>
   <w:style w:type="paragraph" w:styleId="IntenseQuote">
@@ -1424,7 +2640,7 @@
       <w:i/>
       <w:iCs/>
       <w:color w:val="4F81BD" w:themeColor="accent1"/>
-      <w:sz w:val="20"/>
+      <w:sz w:val="18"/>
     </w:rPr>
   </w:style>
   <w:style w:type="character" w:customStyle="1" w:styleId="IntenseQuoteChar">
@@ -1440,7 +2656,7 @@
       <w:i/>
       <w:iCs/>
       <w:color w:val="4F81BD" w:themeColor="accent1"/>
-      <w:sz w:val="20"/>
+      <w:sz w:val="18"/>
     </w:rPr>
   </w:style>
   <w:style w:type="character" w:styleId="SubtleEmphasis">
@@ -1454,7 +2670,7 @@
       <w:i/>
       <w:iCs/>
       <w:color w:val="808080" w:themeColor="text1" w:themeTint="7F"/>
-      <w:sz w:val="20"/>
+      <w:sz w:val="18"/>
     </w:rPr>
   </w:style>
   <w:style w:type="character" w:styleId="IntenseEmphasis">
@@ -1470,7 +2686,7 @@
       <w:i/>
       <w:iCs/>
       <w:color w:val="4F81BD" w:themeColor="accent1"/>
-      <w:sz w:val="20"/>
+      <w:sz w:val="18"/>
     </w:rPr>
   </w:style>
   <w:style w:type="character" w:styleId="SubtleReference">
@@ -1483,7 +2699,7 @@
       <w:rFonts w:ascii="Malgun Gothic" w:hAnsi="Malgun Gothic" w:eastAsia="Malgun Gothic"/>
       <w:smallCaps/>
       <w:color w:val="C0504D" w:themeColor="accent2"/>
-      <w:sz w:val="20"/>
+      <w:sz w:val="18"/>
       <w:u w:val="single"/>
     </w:rPr>
   </w:style>
@@ -1500,7 +2716,7 @@
       <w:smallCaps/>
       <w:color w:val="C0504D" w:themeColor="accent2"/>
       <w:spacing w:val="5"/>
-      <w:sz w:val="20"/>
+      <w:sz w:val="18"/>
       <w:u w:val="single"/>
     </w:rPr>
   </w:style>
@@ -1516,7 +2732,7 @@
       <w:bCs/>
       <w:smallCaps/>
       <w:spacing w:val="5"/>
-      <w:sz w:val="20"/>
+      <w:sz w:val="18"/>
     </w:rPr>
   </w:style>
   <w:style w:type="paragraph" w:styleId="TOCHeading">
@@ -1533,7 +2749,7 @@
     </w:pPr>
     <w:rPr>
       <w:rFonts w:ascii="Malgun Gothic" w:hAnsi="Malgun Gothic" w:eastAsia="Malgun Gothic"/>
-      <w:sz w:val="20"/>
+      <w:sz w:val="18"/>
     </w:rPr>
   </w:style>
   <w:style w:type="table" w:styleId="TableGrid">

--- a/public/dontstop-lecture/profile-institution.docx
+++ b/public/dontstop-lecture/profile-institution.docx
@@ -1306,6 +1306,7 @@
       </w:r>
     </w:p>
     <w:sectPr>
+      <w:footerReference w:type="default" r:id="rId9"/>
       <w:pgSz w:w="11906" w:h="16838"/>
       <w:pgMar w:top="850" w:right="964" w:bottom="850" w:left="964" w:header="720" w:footer="720" w:gutter="0"/>
       <w:cols w:space="720"/>
@@ -1313,6 +1314,24 @@
     </w:sectPr>
   </w:body>
 </w:document>
+</file>
+
+<file path=word/footer1.xml><?xml version="1.0" encoding="utf-8"?>
+<w:ftr xmlns:m="http://schemas.openxmlformats.org/officeDocument/2006/math" xmlns:mc="http://schemas.openxmlformats.org/markup-compatibility/2006" xmlns:mo="http://schemas.microsoft.com/office/mac/office/2008/main" xmlns:mv="urn:schemas-microsoft-com:mac:vml" xmlns:o="urn:schemas-microsoft-com:office:office" xmlns:r="http://schemas.openxmlformats.org/officeDocument/2006/relationships" xmlns:v="urn:schemas-microsoft-com:vml" xmlns:w10="urn:schemas-microsoft-com:office:word" xmlns:w14="http://schemas.microsoft.com/office/word/2010/wordml" xmlns:w="http://schemas.openxmlformats.org/wordprocessingml/2006/main" xmlns:wne="http://schemas.microsoft.com/office/word/2006/wordml" xmlns:wp14="http://schemas.microsoft.com/office/word/2010/wordprocessingDrawing" xmlns:wp="http://schemas.openxmlformats.org/drawingml/2006/wordprocessingDrawing" xmlns:wpc="http://schemas.microsoft.com/office/word/2010/wordprocessingCanvas" xmlns:wpg="http://schemas.microsoft.com/office/word/2010/wordprocessingGroup" xmlns:wpi="http://schemas.microsoft.com/office/word/2010/wordprocessingInk" xmlns:wps="http://schemas.microsoft.com/office/word/2010/wordprocessingShape" mc:Ignorable="w14 wp14">
+  <w:p>
+    <w:pPr>
+      <w:pStyle w:val="Footer"/>
+    </w:pPr>
+    <w:r>
+      <w:rPr>
+        <w:sz w:val="14"/>
+      </w:rPr>
+      <w:t>학력·경력·자격·출강 이력은 본인이 작성하고 확인한 뒤 제출합니다. 기관 지정 서식이 있으면 해당 서식에 맞춰 옮겨 작성합니다.</w:t>
+      <w:br/>
+      <w:t>수업 내용은 출강 제안이며 일정·장소·비용과 운영 조건은 협의 후 확정합니다.</w:t>
+    </w:r>
+  </w:p>
+</w:ftr>
 </file>
 
 <file path=word/numbering.xml><?xml version="1.0" encoding="utf-8"?>

--- a/public/dontstop-lecture/profile-institution.docx
+++ b/public/dontstop-lecture/profile-institution.docx
@@ -3,226 +3,127 @@
 <w:document xmlns:wpc="http://schemas.microsoft.com/office/word/2010/wordprocessingCanvas" xmlns:mo="http://schemas.microsoft.com/office/mac/office/2008/main" xmlns:mc="http://schemas.openxmlformats.org/markup-compatibility/2006" xmlns:mv="urn:schemas-microsoft-com:mac:vml" xmlns:o="urn:schemas-microsoft-com:office:office" xmlns:r="http://schemas.openxmlformats.org/officeDocument/2006/relationships" xmlns:m="http://schemas.openxmlformats.org/officeDocument/2006/math" xmlns:v="urn:schemas-microsoft-com:vml" xmlns:wp14="http://schemas.microsoft.com/office/word/2010/wordprocessingDrawing" xmlns:wp="http://schemas.openxmlformats.org/drawingml/2006/wordprocessingDrawing" xmlns:w10="urn:schemas-microsoft-com:office:word" xmlns:w="http://schemas.openxmlformats.org/wordprocessingml/2006/main" xmlns:w14="http://schemas.microsoft.com/office/word/2010/wordml" xmlns:wpg="http://schemas.microsoft.com/office/word/2010/wordprocessingGroup" xmlns:wpi="http://schemas.microsoft.com/office/word/2010/wordprocessingInk" xmlns:wne="http://schemas.microsoft.com/office/word/2006/wordml" xmlns:wps="http://schemas.microsoft.com/office/word/2010/wordprocessingShape" mc:Ignorable="w14 wp14">
   <w:body>
     <w:p>
-      <w:pPr>
-        <w:jc w:val="center"/>
-      </w:pPr>
       <w:r>
-        <w:rPr>
-          <w:b/>
-          <w:sz w:val="44"/>
-        </w:rPr>
-        <w:t>강사 프로필</w:t>
+        <w:t>DON’T STOP ENGLISH</w:t>
       </w:r>
     </w:p>
     <w:p>
       <w:pPr>
-        <w:jc w:val="center"/>
+        <w:pStyle w:val="Title"/>
       </w:pPr>
       <w:r>
-        <w:t>기관 제출용 작성 양식</w:t>
+        <w:t>박새미 · 강사 프로필</w:t>
       </w:r>
     </w:p>
     <w:tbl>
       <w:tblPr>
         <w:tblStyle w:val="TableGrid"/>
         <w:tblW w:type="auto" w:w="0"/>
-        <w:tblLayout w:type="fixed"/>
         <w:tblLook w:firstColumn="1" w:firstRow="1" w:lastColumn="0" w:lastRow="0" w:noHBand="0" w:noVBand="1" w:val="04A0"/>
       </w:tblPr>
       <w:tblGrid>
-        <w:gridCol w:w="1417"/>
-        <w:gridCol w:w="6860"/>
-        <w:gridCol w:w="1701"/>
+        <w:gridCol w:w="4989"/>
+        <w:gridCol w:w="4989"/>
       </w:tblGrid>
       <w:tr>
-        <w:trPr>
-          <w:trHeight w:val="454"/>
-        </w:trPr>
         <w:tc>
           <w:tcPr>
-            <w:tcW w:type="dxa" w:w="1417"/>
-            <w:shd w:fill="F0F3F6"/>
+            <w:tcW w:type="dxa" w:w="4989"/>
           </w:tcPr>
           <w:p>
             <w:r>
-              <w:t>성명</w:t>
-            </w:r>
-          </w:p>
-        </w:tc>
-        <w:tc>
-          <w:tcPr>
-            <w:tcW w:type="dxa" w:w="5726"/>
-          </w:tcPr>
-          <w:p>
-            <w:r>
-              <w:t>박새미</w:t>
+              <w:t>돈스탑 잉글리시 운영자</w:t>
+              <w:br/>
+              <w:t>활동 지역: 부천</w:t>
+              <w:br/>
+              <w:t>제안 대상: 중장년·어르신</w:t>
+              <w:br/>
+              <w:t>수업 시간: 60·90·120분</w:t>
             </w:r>
           </w:p>
         </w:tc>
         <w:tc>
           <w:tcPr>
             <w:tcW w:type="dxa" w:w="1701"/>
-            <w:vMerge w:val="restart"/>
-            <w:vAlign w:val="center"/>
           </w:tcPr>
           <w:p>
-            <w:pPr>
-              <w:jc w:val="center"/>
-            </w:pPr>
             <w:r>
-              <w:t>사진 부착</w:t>
+              <w:t>프로필 사진</w:t>
               <w:br/>
               <w:t>3 × 4 cm</w:t>
             </w:r>
           </w:p>
         </w:tc>
       </w:tr>
-      <w:tr>
-        <w:trPr>
-          <w:trHeight w:val="454"/>
-        </w:trPr>
-        <w:tc>
-          <w:tcPr>
-            <w:tcW w:type="dxa" w:w="1417"/>
-            <w:shd w:fill="F0F3F6"/>
-          </w:tcPr>
-          <w:p>
-            <w:r>
-              <w:t>소속 / 직위</w:t>
-            </w:r>
-          </w:p>
-        </w:tc>
-        <w:tc>
-          <w:tcPr>
-            <w:tcW w:type="dxa" w:w="5726"/>
-          </w:tcPr>
-          <w:p>
-            <w:r>
-              <w:t>돈스탑 잉글리시 / 운영자</w:t>
-            </w:r>
-          </w:p>
-        </w:tc>
-        <w:tc>
-          <w:tcPr>
-            <w:tcW w:type="dxa" w:w="1701"/>
-            <w:vMerge/>
-          </w:tcPr>
-          <w:p/>
-        </w:tc>
-      </w:tr>
-      <w:tr>
-        <w:trPr>
-          <w:trHeight w:val="454"/>
-        </w:trPr>
-        <w:tc>
-          <w:tcPr>
-            <w:tcW w:type="dxa" w:w="1417"/>
-            <w:shd w:fill="F0F3F6"/>
-          </w:tcPr>
-          <w:p>
-            <w:r>
-              <w:t>연락처</w:t>
-            </w:r>
-          </w:p>
-        </w:tc>
-        <w:tc>
-          <w:tcPr>
-            <w:tcW w:type="dxa" w:w="5726"/>
-          </w:tcPr>
-          <w:p>
-            <w:r/>
-          </w:p>
-        </w:tc>
-        <w:tc>
-          <w:tcPr>
-            <w:tcW w:type="dxa" w:w="1701"/>
-            <w:vMerge/>
-          </w:tcPr>
-          <w:p/>
-        </w:tc>
-      </w:tr>
-      <w:tr>
-        <w:trPr>
-          <w:trHeight w:val="454"/>
-        </w:trPr>
-        <w:tc>
-          <w:tcPr>
-            <w:tcW w:type="dxa" w:w="1417"/>
-            <w:shd w:fill="F0F3F6"/>
-          </w:tcPr>
-          <w:p>
-            <w:r>
-              <w:t>전자우편</w:t>
-            </w:r>
-          </w:p>
-        </w:tc>
-        <w:tc>
-          <w:tcPr>
-            <w:tcW w:type="dxa" w:w="5726"/>
-          </w:tcPr>
-          <w:p>
-            <w:r/>
-          </w:p>
-        </w:tc>
-        <w:tc>
-          <w:tcPr>
-            <w:tcW w:type="dxa" w:w="1701"/>
-            <w:vMerge/>
-          </w:tcPr>
-          <w:p/>
-        </w:tc>
-      </w:tr>
-      <w:tr>
-        <w:trPr>
-          <w:trHeight w:val="454"/>
-        </w:trPr>
-        <w:tc>
-          <w:tcPr>
-            <w:tcW w:type="dxa" w:w="1417"/>
-            <w:shd w:fill="F0F3F6"/>
-          </w:tcPr>
-          <w:p>
-            <w:r>
-              <w:t>활동 지역</w:t>
-            </w:r>
-          </w:p>
-        </w:tc>
-        <w:tc>
-          <w:tcPr>
-            <w:tcW w:type="dxa" w:w="5726"/>
-          </w:tcPr>
-          <w:p>
-            <w:r>
-              <w:t>부천</w:t>
-            </w:r>
-          </w:p>
-        </w:tc>
-        <w:tc>
-          <w:tcPr>
-            <w:tcW w:type="dxa" w:w="1701"/>
-            <w:vMerge/>
-          </w:tcPr>
-          <w:p/>
-        </w:tc>
-      </w:tr>
     </w:tbl>
     <w:p>
       <w:pPr>
-        <w:spacing w:before="180" w:after="100"/>
+        <w:pStyle w:val="Heading1"/>
       </w:pPr>
       <w:r>
-        <w:rPr>
-          <w:b/>
-          <w:sz w:val="22"/>
-        </w:rPr>
-        <w:t>1. 학력 사항</w:t>
+        <w:t>생활과 여행에서 쓸 장면을 고릅니다</w:t>
+      </w:r>
+    </w:p>
+    <w:p>
+      <w:r>
+        <w:t>생활·여행 영어: 주문하기, 길 묻기, 인사와 소개. 짧은 표현을 듣고 읽은 뒤 선택한 장면에서 말해보는 구성입니다.</w:t>
+      </w:r>
+    </w:p>
+    <w:p>
+      <w:r>
+        <w:t>기관 단체 특강: 10명 이상, 한 주제 중심의 1~2시간 수업. 기관의 공간과 참여 지원 여건에 맞춰 조율합니다.</w:t>
+      </w:r>
+    </w:p>
+    <w:p>
+      <w:r>
+        <w:t>소규모 영어 모임: 2~3인. 배우고 싶은 장면과 참여자의 속도를 함께 정합니다.</w:t>
+      </w:r>
+    </w:p>
+    <w:p>
+      <w:pPr>
+        <w:pStyle w:val="Heading1"/>
+      </w:pPr>
+      <w:r>
+        <w:t>수업 구성 방향</w:t>
+      </w:r>
+    </w:p>
+    <w:p>
+      <w:r>
+        <w:t>한국어로 상황을 먼저 이해합니다. 큰 글씨의 짧은 표현을 함께 듣고 읽습니다. 따라 말하기와 짝 활동은 편한 방식으로 선택합니다. 마지막에는 오늘의 표현과 연습할 장면을 정리합니다.</w:t>
+      </w:r>
+    </w:p>
+    <w:p>
+      <w:r>
+        <w:t>출강 문의: https://pf.kakao.com/_cDxaKn/chat</w:t>
+        <w:br/>
+        <w:t>일정·장소·강사료·교재와 운영 조건은 상담 후 확정합니다.</w:t>
+      </w:r>
+    </w:p>
+    <w:p>
+      <w:r>
+        <w:br w:type="page"/>
+      </w:r>
+    </w:p>
+    <w:p>
+      <w:pPr>
+        <w:pStyle w:val="Heading1"/>
+      </w:pPr>
+      <w:r>
+        <w:t>강사 이력 사항</w:t>
+      </w:r>
+    </w:p>
+    <w:p>
+      <w:pPr>
+        <w:pStyle w:val="Heading2"/>
+      </w:pPr>
+      <w:r>
+        <w:t>학력</w:t>
       </w:r>
     </w:p>
     <w:tbl>
       <w:tblPr>
         <w:tblStyle w:val="TableGrid"/>
         <w:tblW w:type="auto" w:w="0"/>
-        <w:jc w:val="center"/>
         <w:tblLook w:firstColumn="1" w:firstRow="1" w:lastColumn="0" w:lastRow="0" w:noHBand="0" w:noVBand="1" w:val="04A0"/>
       </w:tblPr>
       <w:tblGrid>
@@ -234,7 +135,6 @@
         <w:tc>
           <w:tcPr>
             <w:tcW w:type="dxa" w:w="3326"/>
-            <w:shd w:fill="F0F3F6"/>
           </w:tcPr>
           <w:p>
             <w:r>
@@ -245,7 +145,6 @@
         <w:tc>
           <w:tcPr>
             <w:tcW w:type="dxa" w:w="3326"/>
-            <w:shd w:fill="F0F3F6"/>
           </w:tcPr>
           <w:p>
             <w:r>
@@ -256,7 +155,6 @@
         <w:tc>
           <w:tcPr>
             <w:tcW w:type="dxa" w:w="3326"/>
-            <w:shd w:fill="F0F3F6"/>
           </w:tcPr>
           <w:p>
             <w:r>
@@ -269,134 +167,55 @@
         <w:tc>
           <w:tcPr>
             <w:tcW w:type="dxa" w:w="3326"/>
-            <w:vAlign w:val="center"/>
           </w:tcPr>
-          <w:p>
-            <w:pPr>
-              <w:spacing w:after="60" w:before="60"/>
-            </w:pPr>
-            <w:r/>
-          </w:p>
+          <w:p/>
         </w:tc>
         <w:tc>
           <w:tcPr>
             <w:tcW w:type="dxa" w:w="3326"/>
-            <w:vAlign w:val="center"/>
           </w:tcPr>
-          <w:p>
-            <w:pPr>
-              <w:spacing w:after="60" w:before="60"/>
-            </w:pPr>
-            <w:r/>
-          </w:p>
+          <w:p/>
         </w:tc>
         <w:tc>
           <w:tcPr>
             <w:tcW w:type="dxa" w:w="3326"/>
-            <w:vAlign w:val="center"/>
           </w:tcPr>
-          <w:p>
-            <w:pPr>
-              <w:spacing w:after="60" w:before="60"/>
-            </w:pPr>
-            <w:r/>
-          </w:p>
+          <w:p/>
         </w:tc>
       </w:tr>
       <w:tr>
         <w:tc>
           <w:tcPr>
             <w:tcW w:type="dxa" w:w="3326"/>
-            <w:vAlign w:val="center"/>
           </w:tcPr>
-          <w:p>
-            <w:pPr>
-              <w:spacing w:after="60" w:before="60"/>
-            </w:pPr>
-            <w:r/>
-          </w:p>
+          <w:p/>
         </w:tc>
         <w:tc>
           <w:tcPr>
             <w:tcW w:type="dxa" w:w="3326"/>
-            <w:vAlign w:val="center"/>
           </w:tcPr>
-          <w:p>
-            <w:pPr>
-              <w:spacing w:after="60" w:before="60"/>
-            </w:pPr>
-            <w:r/>
-          </w:p>
+          <w:p/>
         </w:tc>
         <w:tc>
           <w:tcPr>
             <w:tcW w:type="dxa" w:w="3326"/>
-            <w:vAlign w:val="center"/>
           </w:tcPr>
-          <w:p>
-            <w:pPr>
-              <w:spacing w:after="60" w:before="60"/>
-            </w:pPr>
-            <w:r/>
-          </w:p>
-        </w:tc>
-      </w:tr>
-      <w:tr>
-        <w:tc>
-          <w:tcPr>
-            <w:tcW w:type="dxa" w:w="3326"/>
-            <w:vAlign w:val="center"/>
-          </w:tcPr>
-          <w:p>
-            <w:pPr>
-              <w:spacing w:after="60" w:before="60"/>
-            </w:pPr>
-            <w:r/>
-          </w:p>
-        </w:tc>
-        <w:tc>
-          <w:tcPr>
-            <w:tcW w:type="dxa" w:w="3326"/>
-            <w:vAlign w:val="center"/>
-          </w:tcPr>
-          <w:p>
-            <w:pPr>
-              <w:spacing w:after="60" w:before="60"/>
-            </w:pPr>
-            <w:r/>
-          </w:p>
-        </w:tc>
-        <w:tc>
-          <w:tcPr>
-            <w:tcW w:type="dxa" w:w="3326"/>
-            <w:vAlign w:val="center"/>
-          </w:tcPr>
-          <w:p>
-            <w:pPr>
-              <w:spacing w:after="60" w:before="60"/>
-            </w:pPr>
-            <w:r/>
-          </w:p>
+          <w:p/>
         </w:tc>
       </w:tr>
     </w:tbl>
     <w:p>
       <w:pPr>
-        <w:spacing w:before="180" w:after="100"/>
+        <w:pStyle w:val="Heading2"/>
       </w:pPr>
       <w:r>
-        <w:rPr>
-          <w:b/>
-          <w:sz w:val="22"/>
-        </w:rPr>
-        <w:t>2. 주요 경력</w:t>
+        <w:t>주요 경력</w:t>
       </w:r>
     </w:p>
     <w:tbl>
       <w:tblPr>
         <w:tblStyle w:val="TableGrid"/>
         <w:tblW w:type="auto" w:w="0"/>
-        <w:jc w:val="center"/>
         <w:tblLook w:firstColumn="1" w:firstRow="1" w:lastColumn="0" w:lastRow="0" w:noHBand="0" w:noVBand="1" w:val="04A0"/>
       </w:tblPr>
       <w:tblGrid>
@@ -408,7 +227,6 @@
         <w:tc>
           <w:tcPr>
             <w:tcW w:type="dxa" w:w="3326"/>
-            <w:shd w:fill="F0F3F6"/>
           </w:tcPr>
           <w:p>
             <w:r>
@@ -419,7 +237,6 @@
         <w:tc>
           <w:tcPr>
             <w:tcW w:type="dxa" w:w="3326"/>
-            <w:shd w:fill="F0F3F6"/>
           </w:tcPr>
           <w:p>
             <w:r>
@@ -430,11 +247,10 @@
         <w:tc>
           <w:tcPr>
             <w:tcW w:type="dxa" w:w="3326"/>
-            <w:shd w:fill="F0F3F6"/>
           </w:tcPr>
           <w:p>
             <w:r>
-              <w:t>직위 및 담당 업무</w:t>
+              <w:t>직위 및 업무</w:t>
             </w:r>
           </w:p>
         </w:tc>
@@ -443,134 +259,55 @@
         <w:tc>
           <w:tcPr>
             <w:tcW w:type="dxa" w:w="3326"/>
-            <w:vAlign w:val="center"/>
           </w:tcPr>
-          <w:p>
-            <w:pPr>
-              <w:spacing w:after="60" w:before="60"/>
-            </w:pPr>
-            <w:r/>
-          </w:p>
+          <w:p/>
         </w:tc>
         <w:tc>
           <w:tcPr>
             <w:tcW w:type="dxa" w:w="3326"/>
-            <w:vAlign w:val="center"/>
           </w:tcPr>
-          <w:p>
-            <w:pPr>
-              <w:spacing w:after="60" w:before="60"/>
-            </w:pPr>
-            <w:r/>
-          </w:p>
+          <w:p/>
         </w:tc>
         <w:tc>
           <w:tcPr>
             <w:tcW w:type="dxa" w:w="3326"/>
-            <w:vAlign w:val="center"/>
           </w:tcPr>
-          <w:p>
-            <w:pPr>
-              <w:spacing w:after="60" w:before="60"/>
-            </w:pPr>
-            <w:r/>
-          </w:p>
+          <w:p/>
         </w:tc>
       </w:tr>
       <w:tr>
         <w:tc>
           <w:tcPr>
             <w:tcW w:type="dxa" w:w="3326"/>
-            <w:vAlign w:val="center"/>
           </w:tcPr>
-          <w:p>
-            <w:pPr>
-              <w:spacing w:after="60" w:before="60"/>
-            </w:pPr>
-            <w:r/>
-          </w:p>
+          <w:p/>
         </w:tc>
         <w:tc>
           <w:tcPr>
             <w:tcW w:type="dxa" w:w="3326"/>
-            <w:vAlign w:val="center"/>
           </w:tcPr>
-          <w:p>
-            <w:pPr>
-              <w:spacing w:after="60" w:before="60"/>
-            </w:pPr>
-            <w:r/>
-          </w:p>
+          <w:p/>
         </w:tc>
         <w:tc>
           <w:tcPr>
             <w:tcW w:type="dxa" w:w="3326"/>
-            <w:vAlign w:val="center"/>
           </w:tcPr>
-          <w:p>
-            <w:pPr>
-              <w:spacing w:after="60" w:before="60"/>
-            </w:pPr>
-            <w:r/>
-          </w:p>
-        </w:tc>
-      </w:tr>
-      <w:tr>
-        <w:tc>
-          <w:tcPr>
-            <w:tcW w:type="dxa" w:w="3326"/>
-            <w:vAlign w:val="center"/>
-          </w:tcPr>
-          <w:p>
-            <w:pPr>
-              <w:spacing w:after="60" w:before="60"/>
-            </w:pPr>
-            <w:r/>
-          </w:p>
-        </w:tc>
-        <w:tc>
-          <w:tcPr>
-            <w:tcW w:type="dxa" w:w="3326"/>
-            <w:vAlign w:val="center"/>
-          </w:tcPr>
-          <w:p>
-            <w:pPr>
-              <w:spacing w:after="60" w:before="60"/>
-            </w:pPr>
-            <w:r/>
-          </w:p>
-        </w:tc>
-        <w:tc>
-          <w:tcPr>
-            <w:tcW w:type="dxa" w:w="3326"/>
-            <w:vAlign w:val="center"/>
-          </w:tcPr>
-          <w:p>
-            <w:pPr>
-              <w:spacing w:after="60" w:before="60"/>
-            </w:pPr>
-            <w:r/>
-          </w:p>
+          <w:p/>
         </w:tc>
       </w:tr>
     </w:tbl>
     <w:p>
       <w:pPr>
-        <w:spacing w:before="180" w:after="100"/>
+        <w:pStyle w:val="Heading2"/>
       </w:pPr>
       <w:r>
-        <w:rPr>
-          <w:b/>
-          <w:sz w:val="22"/>
-        </w:rPr>
-        <w:t>3. 자격 및 수료</w:t>
+        <w:t>자격 및 수료</w:t>
       </w:r>
     </w:p>
     <w:tbl>
       <w:tblPr>
         <w:tblStyle w:val="TableGrid"/>
         <w:tblW w:type="auto" w:w="0"/>
-        <w:jc w:val="center"/>
         <w:tblLook w:firstColumn="1" w:firstRow="1" w:lastColumn="0" w:lastRow="0" w:noHBand="0" w:noVBand="1" w:val="04A0"/>
       </w:tblPr>
       <w:tblGrid>
@@ -582,33 +319,30 @@
         <w:tc>
           <w:tcPr>
             <w:tcW w:type="dxa" w:w="3326"/>
-            <w:shd w:fill="F0F3F6"/>
           </w:tcPr>
           <w:p>
             <w:r>
-              <w:t>취득 / 수료일</w:t>
+              <w:t>취득일</w:t>
             </w:r>
           </w:p>
         </w:tc>
         <w:tc>
           <w:tcPr>
             <w:tcW w:type="dxa" w:w="3326"/>
-            <w:shd w:fill="F0F3F6"/>
           </w:tcPr>
           <w:p>
             <w:r>
-              <w:t>자격·과정명</w:t>
+              <w:t>자격 / 과정명</w:t>
             </w:r>
           </w:p>
         </w:tc>
         <w:tc>
           <w:tcPr>
             <w:tcW w:type="dxa" w:w="3326"/>
-            <w:shd w:fill="F0F3F6"/>
           </w:tcPr>
           <w:p>
             <w:r>
-              <w:t>발급 / 교육 기관</w:t>
+              <w:t>발급 기관</w:t>
             </w:r>
           </w:p>
         </w:tc>
@@ -617,134 +351,55 @@
         <w:tc>
           <w:tcPr>
             <w:tcW w:type="dxa" w:w="3326"/>
-            <w:vAlign w:val="center"/>
           </w:tcPr>
-          <w:p>
-            <w:pPr>
-              <w:spacing w:after="60" w:before="60"/>
-            </w:pPr>
-            <w:r/>
-          </w:p>
+          <w:p/>
         </w:tc>
         <w:tc>
           <w:tcPr>
             <w:tcW w:type="dxa" w:w="3326"/>
-            <w:vAlign w:val="center"/>
           </w:tcPr>
-          <w:p>
-            <w:pPr>
-              <w:spacing w:after="60" w:before="60"/>
-            </w:pPr>
-            <w:r/>
-          </w:p>
+          <w:p/>
         </w:tc>
         <w:tc>
           <w:tcPr>
             <w:tcW w:type="dxa" w:w="3326"/>
-            <w:vAlign w:val="center"/>
           </w:tcPr>
-          <w:p>
-            <w:pPr>
-              <w:spacing w:after="60" w:before="60"/>
-            </w:pPr>
-            <w:r/>
-          </w:p>
+          <w:p/>
         </w:tc>
       </w:tr>
       <w:tr>
         <w:tc>
           <w:tcPr>
             <w:tcW w:type="dxa" w:w="3326"/>
-            <w:vAlign w:val="center"/>
           </w:tcPr>
-          <w:p>
-            <w:pPr>
-              <w:spacing w:after="60" w:before="60"/>
-            </w:pPr>
-            <w:r/>
-          </w:p>
+          <w:p/>
         </w:tc>
         <w:tc>
           <w:tcPr>
             <w:tcW w:type="dxa" w:w="3326"/>
-            <w:vAlign w:val="center"/>
           </w:tcPr>
-          <w:p>
-            <w:pPr>
-              <w:spacing w:after="60" w:before="60"/>
-            </w:pPr>
-            <w:r/>
-          </w:p>
+          <w:p/>
         </w:tc>
         <w:tc>
           <w:tcPr>
             <w:tcW w:type="dxa" w:w="3326"/>
-            <w:vAlign w:val="center"/>
           </w:tcPr>
-          <w:p>
-            <w:pPr>
-              <w:spacing w:after="60" w:before="60"/>
-            </w:pPr>
-            <w:r/>
-          </w:p>
-        </w:tc>
-      </w:tr>
-      <w:tr>
-        <w:tc>
-          <w:tcPr>
-            <w:tcW w:type="dxa" w:w="3326"/>
-            <w:vAlign w:val="center"/>
-          </w:tcPr>
-          <w:p>
-            <w:pPr>
-              <w:spacing w:after="60" w:before="60"/>
-            </w:pPr>
-            <w:r/>
-          </w:p>
-        </w:tc>
-        <w:tc>
-          <w:tcPr>
-            <w:tcW w:type="dxa" w:w="3326"/>
-            <w:vAlign w:val="center"/>
-          </w:tcPr>
-          <w:p>
-            <w:pPr>
-              <w:spacing w:after="60" w:before="60"/>
-            </w:pPr>
-            <w:r/>
-          </w:p>
-        </w:tc>
-        <w:tc>
-          <w:tcPr>
-            <w:tcW w:type="dxa" w:w="3326"/>
-            <w:vAlign w:val="center"/>
-          </w:tcPr>
-          <w:p>
-            <w:pPr>
-              <w:spacing w:after="60" w:before="60"/>
-            </w:pPr>
-            <w:r/>
-          </w:p>
+          <w:p/>
         </w:tc>
       </w:tr>
     </w:tbl>
     <w:p>
       <w:pPr>
-        <w:spacing w:before="180" w:after="100"/>
+        <w:pStyle w:val="Heading2"/>
       </w:pPr>
       <w:r>
-        <w:rPr>
-          <w:b/>
-          <w:sz w:val="22"/>
-        </w:rPr>
-        <w:t>4. 강의 및 출강 이력</w:t>
+        <w:t>강의 및 출강 이력</w:t>
       </w:r>
     </w:p>
     <w:tbl>
       <w:tblPr>
         <w:tblStyle w:val="TableGrid"/>
         <w:tblW w:type="auto" w:w="0"/>
-        <w:jc w:val="center"/>
         <w:tblLook w:firstColumn="1" w:firstRow="1" w:lastColumn="0" w:lastRow="0" w:noHBand="0" w:noVBand="1" w:val="04A0"/>
       </w:tblPr>
       <w:tblGrid>
@@ -756,18 +411,16 @@
         <w:tc>
           <w:tcPr>
             <w:tcW w:type="dxa" w:w="3326"/>
-            <w:shd w:fill="F0F3F6"/>
           </w:tcPr>
           <w:p>
             <w:r>
-              <w:t>일자 / 기간</w:t>
+              <w:t>일자</w:t>
             </w:r>
           </w:p>
         </w:tc>
         <w:tc>
           <w:tcPr>
             <w:tcW w:type="dxa" w:w="3326"/>
-            <w:shd w:fill="F0F3F6"/>
           </w:tcPr>
           <w:p>
             <w:r>
@@ -778,7 +431,6 @@
         <w:tc>
           <w:tcPr>
             <w:tcW w:type="dxa" w:w="3326"/>
-            <w:shd w:fill="F0F3F6"/>
           </w:tcPr>
           <w:p>
             <w:r>
@@ -791,524 +443,54 @@
         <w:tc>
           <w:tcPr>
             <w:tcW w:type="dxa" w:w="3326"/>
-            <w:vAlign w:val="center"/>
           </w:tcPr>
-          <w:p>
-            <w:pPr>
-              <w:spacing w:after="60" w:before="60"/>
-            </w:pPr>
-            <w:r/>
-          </w:p>
+          <w:p/>
         </w:tc>
         <w:tc>
           <w:tcPr>
             <w:tcW w:type="dxa" w:w="3326"/>
-            <w:vAlign w:val="center"/>
           </w:tcPr>
-          <w:p>
-            <w:pPr>
-              <w:spacing w:after="60" w:before="60"/>
-            </w:pPr>
-            <w:r/>
-          </w:p>
+          <w:p/>
         </w:tc>
         <w:tc>
           <w:tcPr>
             <w:tcW w:type="dxa" w:w="3326"/>
-            <w:vAlign w:val="center"/>
           </w:tcPr>
-          <w:p>
-            <w:pPr>
-              <w:spacing w:after="60" w:before="60"/>
-            </w:pPr>
-            <w:r/>
-          </w:p>
+          <w:p/>
         </w:tc>
       </w:tr>
       <w:tr>
         <w:tc>
           <w:tcPr>
             <w:tcW w:type="dxa" w:w="3326"/>
-            <w:vAlign w:val="center"/>
           </w:tcPr>
-          <w:p>
-            <w:pPr>
-              <w:spacing w:after="60" w:before="60"/>
-            </w:pPr>
-            <w:r/>
-          </w:p>
+          <w:p/>
         </w:tc>
         <w:tc>
           <w:tcPr>
             <w:tcW w:type="dxa" w:w="3326"/>
-            <w:vAlign w:val="center"/>
           </w:tcPr>
-          <w:p>
-            <w:pPr>
-              <w:spacing w:after="60" w:before="60"/>
-            </w:pPr>
-            <w:r/>
-          </w:p>
+          <w:p/>
         </w:tc>
         <w:tc>
           <w:tcPr>
             <w:tcW w:type="dxa" w:w="3326"/>
-            <w:vAlign w:val="center"/>
           </w:tcPr>
-          <w:p>
-            <w:pPr>
-              <w:spacing w:after="60" w:before="60"/>
-            </w:pPr>
-            <w:r/>
-          </w:p>
-        </w:tc>
-      </w:tr>
-      <w:tr>
-        <w:tc>
-          <w:tcPr>
-            <w:tcW w:type="dxa" w:w="3326"/>
-            <w:vAlign w:val="center"/>
-          </w:tcPr>
-          <w:p>
-            <w:pPr>
-              <w:spacing w:after="60" w:before="60"/>
-            </w:pPr>
-            <w:r/>
-          </w:p>
-        </w:tc>
-        <w:tc>
-          <w:tcPr>
-            <w:tcW w:type="dxa" w:w="3326"/>
-            <w:vAlign w:val="center"/>
-          </w:tcPr>
-          <w:p>
-            <w:pPr>
-              <w:spacing w:after="60" w:before="60"/>
-            </w:pPr>
-            <w:r/>
-          </w:p>
-        </w:tc>
-        <w:tc>
-          <w:tcPr>
-            <w:tcW w:type="dxa" w:w="3326"/>
-            <w:vAlign w:val="center"/>
-          </w:tcPr>
-          <w:p>
-            <w:pPr>
-              <w:spacing w:after="60" w:before="60"/>
-            </w:pPr>
-            <w:r/>
-          </w:p>
+          <w:p/>
         </w:tc>
       </w:tr>
     </w:tbl>
     <w:p>
       <w:r>
-        <w:br w:type="page"/>
-      </w:r>
-    </w:p>
-    <w:p>
-      <w:pPr>
-        <w:pStyle w:val="Title"/>
-      </w:pPr>
-      <w:r>
-        <w:t>강의 분야 및 활동 소개</w:t>
-      </w:r>
-    </w:p>
-    <w:p>
-      <w:pPr>
-        <w:spacing w:before="180" w:after="100"/>
-      </w:pPr>
-      <w:r>
-        <w:rPr>
-          <w:b/>
-          <w:sz w:val="22"/>
-        </w:rPr>
-        <w:t>5. 강의 분야 및 운영 제안</w:t>
-      </w:r>
-    </w:p>
-    <w:tbl>
-      <w:tblPr>
-        <w:tblStyle w:val="TableGrid"/>
-        <w:tblW w:type="auto" w:w="0"/>
-        <w:jc w:val="center"/>
-        <w:tblLook w:firstColumn="1" w:firstRow="1" w:lastColumn="0" w:lastRow="0" w:noHBand="0" w:noVBand="1" w:val="04A0"/>
-      </w:tblPr>
-      <w:tblGrid>
-        <w:gridCol w:w="4989"/>
-        <w:gridCol w:w="4989"/>
-      </w:tblGrid>
-      <w:tr>
-        <w:tc>
-          <w:tcPr>
-            <w:tcW w:type="dxa" w:w="4989"/>
-            <w:shd w:fill="F0F3F6"/>
-          </w:tcPr>
-          <w:p>
-            <w:r>
-              <w:t>구분</w:t>
-            </w:r>
-          </w:p>
-        </w:tc>
-        <w:tc>
-          <w:tcPr>
-            <w:tcW w:type="dxa" w:w="4989"/>
-            <w:shd w:fill="F0F3F6"/>
-          </w:tcPr>
-          <w:p>
-            <w:r>
-              <w:t>내용</w:t>
-            </w:r>
-          </w:p>
-        </w:tc>
-      </w:tr>
-      <w:tr>
-        <w:tc>
-          <w:tcPr>
-            <w:tcW w:type="dxa" w:w="4989"/>
-            <w:vAlign w:val="center"/>
-          </w:tcPr>
-          <w:p>
-            <w:pPr>
-              <w:spacing w:after="60" w:before="60"/>
-            </w:pPr>
-            <w:r>
-              <w:t>강의 분야</w:t>
-            </w:r>
-          </w:p>
-        </w:tc>
-        <w:tc>
-          <w:tcPr>
-            <w:tcW w:type="dxa" w:w="4989"/>
-            <w:vAlign w:val="center"/>
-          </w:tcPr>
-          <w:p>
-            <w:pPr>
-              <w:spacing w:after="60" w:before="60"/>
-            </w:pPr>
-            <w:r>
-              <w:t>생활·여행 영어</w:t>
-            </w:r>
-          </w:p>
-        </w:tc>
-      </w:tr>
-      <w:tr>
-        <w:tc>
-          <w:tcPr>
-            <w:tcW w:type="dxa" w:w="4989"/>
-            <w:vAlign w:val="center"/>
-          </w:tcPr>
-          <w:p>
-            <w:pPr>
-              <w:spacing w:after="60" w:before="60"/>
-            </w:pPr>
-            <w:r>
-              <w:t>제안 대상</w:t>
-            </w:r>
-          </w:p>
-        </w:tc>
-        <w:tc>
-          <w:tcPr>
-            <w:tcW w:type="dxa" w:w="4989"/>
-            <w:vAlign w:val="center"/>
-          </w:tcPr>
-          <w:p>
-            <w:pPr>
-              <w:spacing w:after="60" w:before="60"/>
-            </w:pPr>
-            <w:r>
-              <w:t>중장년·어르신</w:t>
-            </w:r>
-          </w:p>
-        </w:tc>
-      </w:tr>
-      <w:tr>
-        <w:tc>
-          <w:tcPr>
-            <w:tcW w:type="dxa" w:w="4989"/>
-            <w:vAlign w:val="center"/>
-          </w:tcPr>
-          <w:p>
-            <w:pPr>
-              <w:spacing w:after="60" w:before="60"/>
-            </w:pPr>
-            <w:r>
-              <w:t>수업 형태</w:t>
-            </w:r>
-          </w:p>
-        </w:tc>
-        <w:tc>
-          <w:tcPr>
-            <w:tcW w:type="dxa" w:w="4989"/>
-            <w:vAlign w:val="center"/>
-          </w:tcPr>
-          <w:p>
-            <w:pPr>
-              <w:spacing w:after="60" w:before="60"/>
-            </w:pPr>
-            <w:r>
-              <w:t>2~3인 소규모 모임 / 10명 이상 단체 특강</w:t>
-            </w:r>
-          </w:p>
-        </w:tc>
-      </w:tr>
-      <w:tr>
-        <w:tc>
-          <w:tcPr>
-            <w:tcW w:type="dxa" w:w="4989"/>
-            <w:vAlign w:val="center"/>
-          </w:tcPr>
-          <w:p>
-            <w:pPr>
-              <w:spacing w:after="60" w:before="60"/>
-            </w:pPr>
-            <w:r>
-              <w:t>시간 / 지역</w:t>
-            </w:r>
-          </w:p>
-        </w:tc>
-        <w:tc>
-          <w:tcPr>
-            <w:tcW w:type="dxa" w:w="4989"/>
-            <w:vAlign w:val="center"/>
-          </w:tcPr>
-          <w:p>
-            <w:pPr>
-              <w:spacing w:after="60" w:before="60"/>
-            </w:pPr>
-            <w:r>
-              <w:t>60~120분 / 부천 중심</w:t>
-            </w:r>
-          </w:p>
-        </w:tc>
-      </w:tr>
-      <w:tr>
-        <w:tc>
-          <w:tcPr>
-            <w:tcW w:type="dxa" w:w="4989"/>
-            <w:vAlign w:val="center"/>
-          </w:tcPr>
-          <w:p>
-            <w:pPr>
-              <w:spacing w:after="60" w:before="60"/>
-            </w:pPr>
-            <w:r>
-              <w:t>주제 예시</w:t>
-            </w:r>
-          </w:p>
-        </w:tc>
-        <w:tc>
-          <w:tcPr>
-            <w:tcW w:type="dxa" w:w="4989"/>
-            <w:vAlign w:val="center"/>
-          </w:tcPr>
-          <w:p>
-            <w:pPr>
-              <w:spacing w:after="60" w:before="60"/>
-            </w:pPr>
-            <w:r>
-              <w:t>주문하기, 길 묻기, 인사와 자기소개</w:t>
-            </w:r>
-          </w:p>
-        </w:tc>
-      </w:tr>
-      <w:tr>
-        <w:tc>
-          <w:tcPr>
-            <w:tcW w:type="dxa" w:w="4989"/>
-            <w:vAlign w:val="center"/>
-          </w:tcPr>
-          <w:p>
-            <w:pPr>
-              <w:spacing w:after="60" w:before="60"/>
-            </w:pPr>
-            <w:r>
-              <w:t>운영 방식</w:t>
-            </w:r>
-          </w:p>
-        </w:tc>
-        <w:tc>
-          <w:tcPr>
-            <w:tcW w:type="dxa" w:w="4989"/>
-            <w:vAlign w:val="center"/>
-          </w:tcPr>
-          <w:p>
-            <w:pPr>
-              <w:spacing w:after="60" w:before="60"/>
-            </w:pPr>
-            <w:r>
-              <w:t>큰 글씨 자료, 한국어 상황 설명, 선택적인 짝 활동</w:t>
-            </w:r>
-          </w:p>
-        </w:tc>
-      </w:tr>
-      <w:tr>
-        <w:tc>
-          <w:tcPr>
-            <w:tcW w:type="dxa" w:w="4989"/>
-            <w:vAlign w:val="center"/>
-          </w:tcPr>
-          <w:p>
-            <w:pPr>
-              <w:spacing w:after="60" w:before="60"/>
-            </w:pPr>
-            <w:r>
-              <w:t>일정 / 비용</w:t>
-            </w:r>
-          </w:p>
-        </w:tc>
-        <w:tc>
-          <w:tcPr>
-            <w:tcW w:type="dxa" w:w="4989"/>
-            <w:vAlign w:val="center"/>
-          </w:tcPr>
-          <w:p>
-            <w:pPr>
-              <w:spacing w:after="60" w:before="60"/>
-            </w:pPr>
-            <w:r>
-              <w:t>대상, 인원, 장소와 준비 조건 확인 후 협의</w:t>
-            </w:r>
-          </w:p>
-        </w:tc>
-      </w:tr>
-    </w:tbl>
-    <w:p>
-      <w:pPr>
-        <w:spacing w:before="180" w:after="100"/>
-      </w:pPr>
-      <w:r>
-        <w:rPr>
-          <w:b/>
-          <w:sz w:val="22"/>
-        </w:rPr>
-        <w:t>6. 자기소개 및 강의 강점</w:t>
-      </w:r>
-    </w:p>
-    <w:tbl>
-      <w:tblPr>
-        <w:tblStyle w:val="TableGrid"/>
-        <w:tblW w:type="auto" w:w="0"/>
-        <w:jc w:val="center"/>
-        <w:tblLook w:firstColumn="1" w:firstRow="1" w:lastColumn="0" w:lastRow="0" w:noHBand="0" w:noVBand="1" w:val="04A0"/>
-      </w:tblPr>
-      <w:tblGrid>
-        <w:gridCol w:w="9978"/>
-      </w:tblGrid>
-      <w:tr>
-        <w:tc>
-          <w:tcPr>
-            <w:tcW w:type="dxa" w:w="9978"/>
-            <w:shd w:fill="F0F3F6"/>
-          </w:tcPr>
-          <w:p>
-            <w:r>
-              <w:t>본인의 경험과 강의 방식, 수강생에게 전하고 싶은 내용을 작성합니다.</w:t>
-            </w:r>
-          </w:p>
-        </w:tc>
-      </w:tr>
-      <w:tr>
-        <w:tc>
-          <w:tcPr>
-            <w:tcW w:type="dxa" w:w="9978"/>
-            <w:vAlign w:val="center"/>
-          </w:tcPr>
-          <w:p>
-            <w:pPr>
-              <w:spacing w:after="60" w:before="60"/>
-            </w:pPr>
-            <w:r>
-              <w:br/>
-              <w:br/>
-              <w:br/>
-            </w:r>
-          </w:p>
-        </w:tc>
-      </w:tr>
-    </w:tbl>
-    <w:p>
-      <w:pPr>
-        <w:spacing w:before="180" w:after="100"/>
-      </w:pPr>
-      <w:r>
-        <w:rPr>
-          <w:b/>
-          <w:sz w:val="22"/>
-        </w:rPr>
-        <w:t>7. 주요 활동 및 관련 실적</w:t>
-      </w:r>
-    </w:p>
-    <w:tbl>
-      <w:tblPr>
-        <w:tblStyle w:val="TableGrid"/>
-        <w:tblW w:type="auto" w:w="0"/>
-        <w:jc w:val="center"/>
-        <w:tblLook w:firstColumn="1" w:firstRow="1" w:lastColumn="0" w:lastRow="0" w:noHBand="0" w:noVBand="1" w:val="04A0"/>
-      </w:tblPr>
-      <w:tblGrid>
-        <w:gridCol w:w="9978"/>
-      </w:tblGrid>
-      <w:tr>
-        <w:tc>
-          <w:tcPr>
-            <w:tcW w:type="dxa" w:w="9978"/>
-            <w:shd w:fill="F0F3F6"/>
-          </w:tcPr>
-          <w:p>
-            <w:r>
-              <w:t>관련 프로젝트, 교육 활동, 저술, 수상 등 제출 목적에 맞는 내용을 작성합니다.</w:t>
-            </w:r>
-          </w:p>
-        </w:tc>
-      </w:tr>
-      <w:tr>
-        <w:tc>
-          <w:tcPr>
-            <w:tcW w:type="dxa" w:w="9978"/>
-            <w:vAlign w:val="center"/>
-          </w:tcPr>
-          <w:p>
-            <w:pPr>
-              <w:spacing w:after="60" w:before="60"/>
-            </w:pPr>
-            <w:r>
-              <w:br/>
-              <w:br/>
-              <w:br/>
-            </w:r>
-          </w:p>
-        </w:tc>
-      </w:tr>
-    </w:tbl>
-    <w:p>
-      <w:pPr>
-        <w:spacing w:before="180" w:after="100"/>
-      </w:pPr>
-      <w:r>
-        <w:rPr>
-          <w:b/>
-          <w:sz w:val="22"/>
-        </w:rPr>
-        <w:t>8. 작성 확인</w:t>
-      </w:r>
-    </w:p>
-    <w:p>
-      <w:r>
-        <w:t>위에 기재한 학력·경력·자격·활동 내용이 사실과 일치함을 확인합니다.</w:t>
-      </w:r>
-    </w:p>
-    <w:p>
-      <w:r>
-        <w:t>작성일:          년       월       일</w:t>
+        <w:t>개인 연락처:　　　　　　　　　전자우편:</w:t>
         <w:br/>
-        <w:t>작성자: 박새미                    서명:</w:t>
+        <w:t>작성일:　　　　　　　　　　　작성자: 박새미</w:t>
       </w:r>
     </w:p>
     <w:sectPr>
       <w:footerReference w:type="default" r:id="rId9"/>
       <w:pgSz w:w="11906" w:h="16838"/>
-      <w:pgMar w:top="850" w:right="964" w:bottom="850" w:left="964" w:header="720" w:footer="720" w:gutter="0"/>
+      <w:pgMar w:top="964" w:right="964" w:bottom="964" w:left="964" w:header="720" w:footer="720" w:gutter="0"/>
       <w:cols w:space="720"/>
       <w:docGrid w:linePitch="360"/>
     </w:sectPr>
@@ -1323,12 +505,7 @@
       <w:pStyle w:val="Footer"/>
     </w:pPr>
     <w:r>
-      <w:rPr>
-        <w:sz w:val="14"/>
-      </w:rPr>
-      <w:t>학력·경력·자격·출강 이력은 본인이 작성하고 확인한 뒤 제출합니다. 기관 지정 서식이 있으면 해당 서식에 맞춰 옮겨 작성합니다.</w:t>
-      <w:br/>
-      <w:t>수업 내용은 출강 제안이며 일정·장소·비용과 운영 조건은 협의 후 확정합니다.</w:t>
+      <w:t>본인의 실제 이력과 증빙을 확인해 작성합니다. 기관 지정 서식을 우선 사용합니다.</w:t>
     </w:r>
   </w:p>
 </w:ftr>
@@ -1697,12 +874,10 @@
     <w:name w:val="Normal"/>
     <w:qFormat/>
     <w:rsid w:val="00FC693F"/>
-    <w:pPr>
-      <w:spacing w:after="60"/>
-    </w:pPr>
     <w:rPr>
       <w:rFonts w:ascii="Malgun Gothic" w:hAnsi="Malgun Gothic" w:eastAsia="Malgun Gothic"/>
-      <w:sz w:val="18"/>
+      <w:color w:val="173647"/>
+      <w:sz w:val="20"/>
     </w:rPr>
   </w:style>
   <w:style w:type="paragraph" w:styleId="Header">
@@ -1719,10 +894,6 @@
       </w:tabs>
       <w:spacing w:after="0" w:line="240" w:lineRule="auto"/>
     </w:pPr>
-    <w:rPr>
-      <w:rFonts w:ascii="Malgun Gothic" w:hAnsi="Malgun Gothic" w:eastAsia="Malgun Gothic"/>
-      <w:sz w:val="18"/>
-    </w:rPr>
   </w:style>
   <w:style w:type="character" w:customStyle="1" w:styleId="HeaderChar">
     <w:name w:val="Header Char"/>
@@ -1730,10 +901,6 @@
     <w:link w:val="Header"/>
     <w:uiPriority w:val="99"/>
     <w:rsid w:val="00E618BF"/>
-    <w:rPr>
-      <w:rFonts w:ascii="Malgun Gothic" w:hAnsi="Malgun Gothic" w:eastAsia="Malgun Gothic"/>
-      <w:sz w:val="18"/>
-    </w:rPr>
   </w:style>
   <w:style w:type="paragraph" w:styleId="Footer">
     <w:name w:val="footer"/>
@@ -1749,10 +916,6 @@
       </w:tabs>
       <w:spacing w:after="0" w:line="240" w:lineRule="auto"/>
     </w:pPr>
-    <w:rPr>
-      <w:rFonts w:ascii="Malgun Gothic" w:hAnsi="Malgun Gothic" w:eastAsia="Malgun Gothic"/>
-      <w:sz w:val="18"/>
-    </w:rPr>
   </w:style>
   <w:style w:type="character" w:customStyle="1" w:styleId="FooterChar">
     <w:name w:val="Footer Char"/>
@@ -1760,10 +923,6 @@
     <w:link w:val="Footer"/>
     <w:uiPriority w:val="99"/>
     <w:rsid w:val="00E618BF"/>
-    <w:rPr>
-      <w:rFonts w:ascii="Malgun Gothic" w:hAnsi="Malgun Gothic" w:eastAsia="Malgun Gothic"/>
-      <w:sz w:val="18"/>
-    </w:rPr>
   </w:style>
   <w:style w:type="paragraph" w:styleId="Heading1">
     <w:name w:val="heading 1"/>
@@ -1783,8 +942,8 @@
       <w:rFonts w:asciiTheme="majorHAnsi" w:eastAsiaTheme="majorEastAsia" w:hAnsiTheme="majorHAnsi" w:cstheme="majorBidi" w:ascii="Malgun Gothic" w:hAnsi="Malgun Gothic" w:eastAsia="Malgun Gothic"/>
       <w:b/>
       <w:bCs/>
-      <w:color w:val="365F91" w:themeColor="accent1" w:themeShade="BF"/>
-      <w:sz w:val="18"/>
+      <w:color w:val="173647"/>
+      <w:sz w:val="32"/>
       <w:szCs w:val="28"/>
     </w:rPr>
   </w:style>
@@ -1807,8 +966,8 @@
       <w:rFonts w:asciiTheme="majorHAnsi" w:eastAsiaTheme="majorEastAsia" w:hAnsiTheme="majorHAnsi" w:cstheme="majorBidi" w:ascii="Malgun Gothic" w:hAnsi="Malgun Gothic" w:eastAsia="Malgun Gothic"/>
       <w:b/>
       <w:bCs/>
-      <w:color w:val="4F81BD" w:themeColor="accent1"/>
-      <w:sz w:val="18"/>
+      <w:color w:val="173647"/>
+      <w:sz w:val="32"/>
       <w:szCs w:val="26"/>
     </w:rPr>
   </w:style>
@@ -1828,11 +987,10 @@
       <w:outlineLvl w:val="2"/>
     </w:pPr>
     <w:rPr>
-      <w:rFonts w:asciiTheme="majorHAnsi" w:eastAsiaTheme="majorEastAsia" w:hAnsiTheme="majorHAnsi" w:cstheme="majorBidi" w:ascii="Malgun Gothic" w:hAnsi="Malgun Gothic" w:eastAsia="Malgun Gothic"/>
+      <w:rFonts w:asciiTheme="majorHAnsi" w:eastAsiaTheme="majorEastAsia" w:hAnsiTheme="majorHAnsi" w:cstheme="majorBidi"/>
       <w:b/>
       <w:bCs/>
       <w:color w:val="4F81BD" w:themeColor="accent1"/>
-      <w:sz w:val="18"/>
     </w:rPr>
   </w:style>
   <w:style w:type="paragraph" w:styleId="Heading4">
@@ -1852,13 +1010,12 @@
       <w:outlineLvl w:val="3"/>
     </w:pPr>
     <w:rPr>
-      <w:rFonts w:asciiTheme="majorHAnsi" w:eastAsiaTheme="majorEastAsia" w:hAnsiTheme="majorHAnsi" w:cstheme="majorBidi" w:ascii="Malgun Gothic" w:hAnsi="Malgun Gothic" w:eastAsia="Malgun Gothic"/>
+      <w:rFonts w:asciiTheme="majorHAnsi" w:eastAsiaTheme="majorEastAsia" w:hAnsiTheme="majorHAnsi" w:cstheme="majorBidi"/>
       <w:b/>
       <w:bCs/>
       <w:i/>
       <w:iCs/>
       <w:color w:val="4F81BD" w:themeColor="accent1"/>
-      <w:sz w:val="18"/>
     </w:rPr>
   </w:style>
   <w:style w:type="paragraph" w:styleId="Heading5">
@@ -1878,9 +1035,8 @@
       <w:outlineLvl w:val="4"/>
     </w:pPr>
     <w:rPr>
-      <w:rFonts w:asciiTheme="majorHAnsi" w:eastAsiaTheme="majorEastAsia" w:hAnsiTheme="majorHAnsi" w:cstheme="majorBidi" w:ascii="Malgun Gothic" w:hAnsi="Malgun Gothic" w:eastAsia="Malgun Gothic"/>
+      <w:rFonts w:asciiTheme="majorHAnsi" w:eastAsiaTheme="majorEastAsia" w:hAnsiTheme="majorHAnsi" w:cstheme="majorBidi"/>
       <w:color w:val="243F60" w:themeColor="accent1" w:themeShade="7F"/>
-      <w:sz w:val="18"/>
     </w:rPr>
   </w:style>
   <w:style w:type="paragraph" w:styleId="Heading6">
@@ -1900,11 +1056,10 @@
       <w:outlineLvl w:val="5"/>
     </w:pPr>
     <w:rPr>
-      <w:rFonts w:asciiTheme="majorHAnsi" w:eastAsiaTheme="majorEastAsia" w:hAnsiTheme="majorHAnsi" w:cstheme="majorBidi" w:ascii="Malgun Gothic" w:hAnsi="Malgun Gothic" w:eastAsia="Malgun Gothic"/>
+      <w:rFonts w:asciiTheme="majorHAnsi" w:eastAsiaTheme="majorEastAsia" w:hAnsiTheme="majorHAnsi" w:cstheme="majorBidi"/>
       <w:i/>
       <w:iCs/>
       <w:color w:val="243F60" w:themeColor="accent1" w:themeShade="7F"/>
-      <w:sz w:val="18"/>
     </w:rPr>
   </w:style>
   <w:style w:type="paragraph" w:styleId="Heading7">
@@ -1924,11 +1079,10 @@
       <w:outlineLvl w:val="6"/>
     </w:pPr>
     <w:rPr>
-      <w:rFonts w:asciiTheme="majorHAnsi" w:eastAsiaTheme="majorEastAsia" w:hAnsiTheme="majorHAnsi" w:cstheme="majorBidi" w:ascii="Malgun Gothic" w:hAnsi="Malgun Gothic" w:eastAsia="Malgun Gothic"/>
+      <w:rFonts w:asciiTheme="majorHAnsi" w:eastAsiaTheme="majorEastAsia" w:hAnsiTheme="majorHAnsi" w:cstheme="majorBidi"/>
       <w:i/>
       <w:iCs/>
       <w:color w:val="404040" w:themeColor="text1" w:themeTint="BF"/>
-      <w:sz w:val="18"/>
     </w:rPr>
   </w:style>
   <w:style w:type="paragraph" w:styleId="Heading8">
@@ -1948,9 +1102,9 @@
       <w:outlineLvl w:val="7"/>
     </w:pPr>
     <w:rPr>
-      <w:rFonts w:asciiTheme="majorHAnsi" w:eastAsiaTheme="majorEastAsia" w:hAnsiTheme="majorHAnsi" w:cstheme="majorBidi" w:ascii="Malgun Gothic" w:hAnsi="Malgun Gothic" w:eastAsia="Malgun Gothic"/>
+      <w:rFonts w:asciiTheme="majorHAnsi" w:eastAsiaTheme="majorEastAsia" w:hAnsiTheme="majorHAnsi" w:cstheme="majorBidi"/>
       <w:color w:val="4F81BD" w:themeColor="accent1"/>
-      <w:sz w:val="18"/>
+      <w:sz w:val="20"/>
       <w:szCs w:val="20"/>
     </w:rPr>
   </w:style>
@@ -1971,11 +1125,11 @@
       <w:outlineLvl w:val="8"/>
     </w:pPr>
     <w:rPr>
-      <w:rFonts w:asciiTheme="majorHAnsi" w:eastAsiaTheme="majorEastAsia" w:hAnsiTheme="majorHAnsi" w:cstheme="majorBidi" w:ascii="Malgun Gothic" w:hAnsi="Malgun Gothic" w:eastAsia="Malgun Gothic"/>
+      <w:rFonts w:asciiTheme="majorHAnsi" w:eastAsiaTheme="majorEastAsia" w:hAnsiTheme="majorHAnsi" w:cstheme="majorBidi"/>
       <w:i/>
       <w:iCs/>
       <w:color w:val="404040" w:themeColor="text1" w:themeTint="BF"/>
-      <w:sz w:val="18"/>
+      <w:sz w:val="20"/>
       <w:szCs w:val="20"/>
     </w:rPr>
   </w:style>
@@ -1984,10 +1138,6 @@
     <w:uiPriority w:val="1"/>
     <w:semiHidden/>
     <w:unhideWhenUsed/>
-    <w:rPr>
-      <w:rFonts w:ascii="Malgun Gothic" w:hAnsi="Malgun Gothic" w:eastAsia="Malgun Gothic"/>
-      <w:sz w:val="18"/>
-    </w:rPr>
   </w:style>
   <w:style w:type="table" w:default="1" w:styleId="TableNormal">
     <w:name w:val="Normal Table"/>
@@ -2018,10 +1168,6 @@
     <w:pPr>
       <w:spacing w:after="0" w:line="240" w:lineRule="auto"/>
     </w:pPr>
-    <w:rPr>
-      <w:rFonts w:ascii="Malgun Gothic" w:hAnsi="Malgun Gothic" w:eastAsia="Malgun Gothic"/>
-      <w:sz w:val="18"/>
-    </w:rPr>
   </w:style>
   <w:style w:type="character" w:customStyle="1" w:styleId="Heading1Char">
     <w:name w:val="Heading 1 Char"/>
@@ -2030,11 +1176,11 @@
     <w:uiPriority w:val="9"/>
     <w:rsid w:val="00FC693F"/>
     <w:rPr>
-      <w:rFonts w:asciiTheme="majorHAnsi" w:eastAsiaTheme="majorEastAsia" w:hAnsiTheme="majorHAnsi" w:cstheme="majorBidi" w:ascii="Malgun Gothic" w:hAnsi="Malgun Gothic" w:eastAsia="Malgun Gothic"/>
+      <w:rFonts w:asciiTheme="majorHAnsi" w:eastAsiaTheme="majorEastAsia" w:hAnsiTheme="majorHAnsi" w:cstheme="majorBidi"/>
       <w:b/>
       <w:bCs/>
       <w:color w:val="365F91" w:themeColor="accent1" w:themeShade="BF"/>
-      <w:sz w:val="18"/>
+      <w:sz w:val="28"/>
       <w:szCs w:val="28"/>
     </w:rPr>
   </w:style>
@@ -2045,11 +1191,11 @@
     <w:uiPriority w:val="9"/>
     <w:rsid w:val="00FC693F"/>
     <w:rPr>
-      <w:rFonts w:asciiTheme="majorHAnsi" w:eastAsiaTheme="majorEastAsia" w:hAnsiTheme="majorHAnsi" w:cstheme="majorBidi" w:ascii="Malgun Gothic" w:hAnsi="Malgun Gothic" w:eastAsia="Malgun Gothic"/>
+      <w:rFonts w:asciiTheme="majorHAnsi" w:eastAsiaTheme="majorEastAsia" w:hAnsiTheme="majorHAnsi" w:cstheme="majorBidi"/>
       <w:b/>
       <w:bCs/>
       <w:color w:val="4F81BD" w:themeColor="accent1"/>
-      <w:sz w:val="18"/>
+      <w:sz w:val="26"/>
       <w:szCs w:val="26"/>
     </w:rPr>
   </w:style>
@@ -2060,11 +1206,10 @@
     <w:uiPriority w:val="9"/>
     <w:rsid w:val="00FC693F"/>
     <w:rPr>
-      <w:rFonts w:asciiTheme="majorHAnsi" w:eastAsiaTheme="majorEastAsia" w:hAnsiTheme="majorHAnsi" w:cstheme="majorBidi" w:ascii="Malgun Gothic" w:hAnsi="Malgun Gothic" w:eastAsia="Malgun Gothic"/>
+      <w:rFonts w:asciiTheme="majorHAnsi" w:eastAsiaTheme="majorEastAsia" w:hAnsiTheme="majorHAnsi" w:cstheme="majorBidi"/>
       <w:b/>
       <w:bCs/>
       <w:color w:val="4F81BD" w:themeColor="accent1"/>
-      <w:sz w:val="18"/>
     </w:rPr>
   </w:style>
   <w:style w:type="paragraph" w:styleId="Title">
@@ -2084,10 +1229,10 @@
     </w:pPr>
     <w:rPr>
       <w:rFonts w:asciiTheme="majorHAnsi" w:eastAsiaTheme="majorEastAsia" w:hAnsiTheme="majorHAnsi" w:cstheme="majorBidi" w:ascii="Malgun Gothic" w:hAnsi="Malgun Gothic" w:eastAsia="Malgun Gothic"/>
-      <w:color w:val="17365D" w:themeColor="text2" w:themeShade="BF"/>
+      <w:color w:val="173647"/>
       <w:spacing w:val="5"/>
       <w:kern w:val="28"/>
-      <w:sz w:val="18"/>
+      <w:sz w:val="32"/>
       <w:szCs w:val="52"/>
     </w:rPr>
   </w:style>
@@ -2098,11 +1243,11 @@
     <w:uiPriority w:val="10"/>
     <w:rsid w:val="00FC693F"/>
     <w:rPr>
-      <w:rFonts w:asciiTheme="majorHAnsi" w:eastAsiaTheme="majorEastAsia" w:hAnsiTheme="majorHAnsi" w:cstheme="majorBidi" w:ascii="Malgun Gothic" w:hAnsi="Malgun Gothic" w:eastAsia="Malgun Gothic"/>
+      <w:rFonts w:asciiTheme="majorHAnsi" w:eastAsiaTheme="majorEastAsia" w:hAnsiTheme="majorHAnsi" w:cstheme="majorBidi"/>
       <w:color w:val="17365D" w:themeColor="text2" w:themeShade="BF"/>
       <w:spacing w:val="5"/>
       <w:kern w:val="28"/>
-      <w:sz w:val="18"/>
+      <w:sz w:val="52"/>
       <w:szCs w:val="52"/>
     </w:rPr>
   </w:style>
@@ -2120,12 +1265,12 @@
       </w:numPr>
     </w:pPr>
     <w:rPr>
-      <w:rFonts w:asciiTheme="majorHAnsi" w:eastAsiaTheme="majorEastAsia" w:hAnsiTheme="majorHAnsi" w:cstheme="majorBidi" w:ascii="Malgun Gothic" w:hAnsi="Malgun Gothic" w:eastAsia="Malgun Gothic"/>
+      <w:rFonts w:asciiTheme="majorHAnsi" w:eastAsiaTheme="majorEastAsia" w:hAnsiTheme="majorHAnsi" w:cstheme="majorBidi"/>
       <w:i/>
       <w:iCs/>
       <w:color w:val="4F81BD" w:themeColor="accent1"/>
       <w:spacing w:val="15"/>
-      <w:sz w:val="18"/>
+      <w:sz w:val="24"/>
       <w:szCs w:val="24"/>
     </w:rPr>
   </w:style>
@@ -2136,12 +1281,12 @@
     <w:uiPriority w:val="11"/>
     <w:rsid w:val="00FC693F"/>
     <w:rPr>
-      <w:rFonts w:asciiTheme="majorHAnsi" w:eastAsiaTheme="majorEastAsia" w:hAnsiTheme="majorHAnsi" w:cstheme="majorBidi" w:ascii="Malgun Gothic" w:hAnsi="Malgun Gothic" w:eastAsia="Malgun Gothic"/>
+      <w:rFonts w:asciiTheme="majorHAnsi" w:eastAsiaTheme="majorEastAsia" w:hAnsiTheme="majorHAnsi" w:cstheme="majorBidi"/>
       <w:i/>
       <w:iCs/>
       <w:color w:val="4F81BD" w:themeColor="accent1"/>
       <w:spacing w:val="15"/>
-      <w:sz w:val="18"/>
+      <w:sz w:val="24"/>
       <w:szCs w:val="24"/>
     </w:rPr>
   </w:style>
@@ -2155,10 +1300,6 @@
       <w:ind w:left="720"/>
       <w:contextualSpacing/>
     </w:pPr>
-    <w:rPr>
-      <w:rFonts w:ascii="Malgun Gothic" w:hAnsi="Malgun Gothic" w:eastAsia="Malgun Gothic"/>
-      <w:sz w:val="18"/>
-    </w:rPr>
   </w:style>
   <w:style w:type="paragraph" w:styleId="BodyText">
     <w:name w:val="Body Text"/>
@@ -2170,10 +1311,6 @@
     <w:pPr>
       <w:spacing w:after="120"/>
     </w:pPr>
-    <w:rPr>
-      <w:rFonts w:ascii="Malgun Gothic" w:hAnsi="Malgun Gothic" w:eastAsia="Malgun Gothic"/>
-      <w:sz w:val="18"/>
-    </w:rPr>
   </w:style>
   <w:style w:type="character" w:customStyle="1" w:styleId="BodyTextChar">
     <w:name w:val="Body Text Char"/>
@@ -2181,10 +1318,6 @@
     <w:link w:val="BodyText"/>
     <w:uiPriority w:val="99"/>
     <w:rsid w:val="00AA1D8D"/>
-    <w:rPr>
-      <w:rFonts w:ascii="Malgun Gothic" w:hAnsi="Malgun Gothic" w:eastAsia="Malgun Gothic"/>
-      <w:sz w:val="18"/>
-    </w:rPr>
   </w:style>
   <w:style w:type="paragraph" w:styleId="BodyText2">
     <w:name w:val="Body Text 2"/>
@@ -2196,10 +1329,6 @@
     <w:pPr>
       <w:spacing w:after="120" w:line="480" w:lineRule="auto"/>
     </w:pPr>
-    <w:rPr>
-      <w:rFonts w:ascii="Malgun Gothic" w:hAnsi="Malgun Gothic" w:eastAsia="Malgun Gothic"/>
-      <w:sz w:val="18"/>
-    </w:rPr>
   </w:style>
   <w:style w:type="character" w:customStyle="1" w:styleId="BodyText2Char">
     <w:name w:val="Body Text 2 Char"/>
@@ -2207,10 +1336,6 @@
     <w:link w:val="BodyText2"/>
     <w:uiPriority w:val="99"/>
     <w:rsid w:val="00AA1D8D"/>
-    <w:rPr>
-      <w:rFonts w:ascii="Malgun Gothic" w:hAnsi="Malgun Gothic" w:eastAsia="Malgun Gothic"/>
-      <w:sz w:val="18"/>
-    </w:rPr>
   </w:style>
   <w:style w:type="paragraph" w:styleId="BodyText3">
     <w:name w:val="Body Text 3"/>
@@ -2223,8 +1348,7 @@
       <w:spacing w:after="120"/>
     </w:pPr>
     <w:rPr>
-      <w:rFonts w:ascii="Malgun Gothic" w:hAnsi="Malgun Gothic" w:eastAsia="Malgun Gothic"/>
-      <w:sz w:val="18"/>
+      <w:sz w:val="16"/>
       <w:szCs w:val="16"/>
     </w:rPr>
   </w:style>
@@ -2235,8 +1359,7 @@
     <w:uiPriority w:val="99"/>
     <w:rsid w:val="00AA1D8D"/>
     <w:rPr>
-      <w:rFonts w:ascii="Malgun Gothic" w:hAnsi="Malgun Gothic" w:eastAsia="Malgun Gothic"/>
-      <w:sz w:val="18"/>
+      <w:sz w:val="16"/>
       <w:szCs w:val="16"/>
     </w:rPr>
   </w:style>
@@ -2250,10 +1373,6 @@
       <w:ind w:left="360" w:hanging="360"/>
       <w:contextualSpacing/>
     </w:pPr>
-    <w:rPr>
-      <w:rFonts w:ascii="Malgun Gothic" w:hAnsi="Malgun Gothic" w:eastAsia="Malgun Gothic"/>
-      <w:sz w:val="18"/>
-    </w:rPr>
   </w:style>
   <w:style w:type="paragraph" w:styleId="List2">
     <w:name w:val="List 2"/>
@@ -2265,10 +1384,6 @@
       <w:ind w:left="720" w:hanging="360"/>
       <w:contextualSpacing/>
     </w:pPr>
-    <w:rPr>
-      <w:rFonts w:ascii="Malgun Gothic" w:hAnsi="Malgun Gothic" w:eastAsia="Malgun Gothic"/>
-      <w:sz w:val="18"/>
-    </w:rPr>
   </w:style>
   <w:style w:type="paragraph" w:styleId="List3">
     <w:name w:val="List 3"/>
@@ -2280,10 +1395,6 @@
       <w:ind w:left="1080" w:hanging="360"/>
       <w:contextualSpacing/>
     </w:pPr>
-    <w:rPr>
-      <w:rFonts w:ascii="Malgun Gothic" w:hAnsi="Malgun Gothic" w:eastAsia="Malgun Gothic"/>
-      <w:sz w:val="18"/>
-    </w:rPr>
   </w:style>
   <w:style w:type="paragraph" w:styleId="ListBullet">
     <w:name w:val="List Bullet"/>
@@ -2297,10 +1408,6 @@
       </w:numPr>
       <w:contextualSpacing/>
     </w:pPr>
-    <w:rPr>
-      <w:rFonts w:ascii="Malgun Gothic" w:hAnsi="Malgun Gothic" w:eastAsia="Malgun Gothic"/>
-      <w:sz w:val="18"/>
-    </w:rPr>
   </w:style>
   <w:style w:type="paragraph" w:styleId="ListBullet2">
     <w:name w:val="List Bullet 2"/>
@@ -2314,10 +1421,6 @@
       </w:numPr>
       <w:contextualSpacing/>
     </w:pPr>
-    <w:rPr>
-      <w:rFonts w:ascii="Malgun Gothic" w:hAnsi="Malgun Gothic" w:eastAsia="Malgun Gothic"/>
-      <w:sz w:val="18"/>
-    </w:rPr>
   </w:style>
   <w:style w:type="paragraph" w:styleId="ListBullet3">
     <w:name w:val="List Bullet 3"/>
@@ -2331,10 +1434,6 @@
       </w:numPr>
       <w:contextualSpacing/>
     </w:pPr>
-    <w:rPr>
-      <w:rFonts w:ascii="Malgun Gothic" w:hAnsi="Malgun Gothic" w:eastAsia="Malgun Gothic"/>
-      <w:sz w:val="18"/>
-    </w:rPr>
   </w:style>
   <w:style w:type="paragraph" w:styleId="ListNumber">
     <w:name w:val="List Number"/>
@@ -2348,10 +1447,6 @@
       </w:numPr>
       <w:contextualSpacing/>
     </w:pPr>
-    <w:rPr>
-      <w:rFonts w:ascii="Malgun Gothic" w:hAnsi="Malgun Gothic" w:eastAsia="Malgun Gothic"/>
-      <w:sz w:val="18"/>
-    </w:rPr>
   </w:style>
   <w:style w:type="paragraph" w:styleId="ListNumber2">
     <w:name w:val="List Number 2"/>
@@ -2365,10 +1460,6 @@
       </w:numPr>
       <w:contextualSpacing/>
     </w:pPr>
-    <w:rPr>
-      <w:rFonts w:ascii="Malgun Gothic" w:hAnsi="Malgun Gothic" w:eastAsia="Malgun Gothic"/>
-      <w:sz w:val="18"/>
-    </w:rPr>
   </w:style>
   <w:style w:type="paragraph" w:styleId="ListNumber3">
     <w:name w:val="List Number 3"/>
@@ -2382,10 +1473,6 @@
       </w:numPr>
       <w:contextualSpacing/>
     </w:pPr>
-    <w:rPr>
-      <w:rFonts w:ascii="Malgun Gothic" w:hAnsi="Malgun Gothic" w:eastAsia="Malgun Gothic"/>
-      <w:sz w:val="18"/>
-    </w:rPr>
   </w:style>
   <w:style w:type="paragraph" w:styleId="ListContinue">
     <w:name w:val="List Continue"/>
@@ -2398,10 +1485,6 @@
       <w:ind w:left="360"/>
       <w:contextualSpacing/>
     </w:pPr>
-    <w:rPr>
-      <w:rFonts w:ascii="Malgun Gothic" w:hAnsi="Malgun Gothic" w:eastAsia="Malgun Gothic"/>
-      <w:sz w:val="18"/>
-    </w:rPr>
   </w:style>
   <w:style w:type="paragraph" w:styleId="ListContinue2">
     <w:name w:val="List Continue 2"/>
@@ -2414,10 +1497,6 @@
       <w:ind w:left="720"/>
       <w:contextualSpacing/>
     </w:pPr>
-    <w:rPr>
-      <w:rFonts w:ascii="Malgun Gothic" w:hAnsi="Malgun Gothic" w:eastAsia="Malgun Gothic"/>
-      <w:sz w:val="18"/>
-    </w:rPr>
   </w:style>
   <w:style w:type="paragraph" w:styleId="ListContinue3">
     <w:name w:val="List Continue 3"/>
@@ -2430,10 +1509,6 @@
       <w:ind w:left="1080"/>
       <w:contextualSpacing/>
     </w:pPr>
-    <w:rPr>
-      <w:rFonts w:ascii="Malgun Gothic" w:hAnsi="Malgun Gothic" w:eastAsia="Malgun Gothic"/>
-      <w:sz w:val="18"/>
-    </w:rPr>
   </w:style>
   <w:style w:type="paragraph" w:styleId="MacroText">
     <w:name w:val="macro"/>
@@ -2453,8 +1528,8 @@
       </w:tabs>
     </w:pPr>
     <w:rPr>
-      <w:rFonts w:ascii="Malgun Gothic" w:hAnsi="Malgun Gothic" w:eastAsia="Malgun Gothic"/>
-      <w:sz w:val="18"/>
+      <w:rFonts w:ascii="Courier" w:hAnsi="Courier"/>
+      <w:sz w:val="20"/>
       <w:szCs w:val="20"/>
     </w:rPr>
   </w:style>
@@ -2465,8 +1540,8 @@
     <w:uiPriority w:val="99"/>
     <w:rsid w:val="0029639D"/>
     <w:rPr>
-      <w:rFonts w:ascii="Malgun Gothic" w:hAnsi="Malgun Gothic" w:eastAsia="Malgun Gothic"/>
-      <w:sz w:val="18"/>
+      <w:rFonts w:ascii="Courier" w:hAnsi="Courier"/>
+      <w:sz w:val="20"/>
       <w:szCs w:val="20"/>
     </w:rPr>
   </w:style>
@@ -2479,11 +1554,9 @@
     <w:qFormat/>
     <w:rsid w:val="00FC693F"/>
     <w:rPr>
-      <w:rFonts w:ascii="Malgun Gothic" w:hAnsi="Malgun Gothic" w:eastAsia="Malgun Gothic"/>
       <w:i/>
       <w:iCs/>
       <w:color w:val="000000" w:themeColor="text1"/>
-      <w:sz w:val="18"/>
     </w:rPr>
   </w:style>
   <w:style w:type="character" w:customStyle="1" w:styleId="QuoteChar">
@@ -2493,11 +1566,9 @@
     <w:uiPriority w:val="29"/>
     <w:rsid w:val="00FC693F"/>
     <w:rPr>
-      <w:rFonts w:ascii="Malgun Gothic" w:hAnsi="Malgun Gothic" w:eastAsia="Malgun Gothic"/>
       <w:i/>
       <w:iCs/>
       <w:color w:val="000000" w:themeColor="text1"/>
-      <w:sz w:val="18"/>
     </w:rPr>
   </w:style>
   <w:style w:type="character" w:customStyle="1" w:styleId="Heading4Char">
@@ -2508,13 +1579,12 @@
     <w:semiHidden/>
     <w:rsid w:val="00FC693F"/>
     <w:rPr>
-      <w:rFonts w:asciiTheme="majorHAnsi" w:eastAsiaTheme="majorEastAsia" w:hAnsiTheme="majorHAnsi" w:cstheme="majorBidi" w:ascii="Malgun Gothic" w:hAnsi="Malgun Gothic" w:eastAsia="Malgun Gothic"/>
+      <w:rFonts w:asciiTheme="majorHAnsi" w:eastAsiaTheme="majorEastAsia" w:hAnsiTheme="majorHAnsi" w:cstheme="majorBidi"/>
       <w:b/>
       <w:bCs/>
       <w:i/>
       <w:iCs/>
       <w:color w:val="4F81BD" w:themeColor="accent1"/>
-      <w:sz w:val="18"/>
     </w:rPr>
   </w:style>
   <w:style w:type="character" w:customStyle="1" w:styleId="Heading5Char">
@@ -2525,9 +1595,8 @@
     <w:semiHidden/>
     <w:rsid w:val="00FC693F"/>
     <w:rPr>
-      <w:rFonts w:asciiTheme="majorHAnsi" w:eastAsiaTheme="majorEastAsia" w:hAnsiTheme="majorHAnsi" w:cstheme="majorBidi" w:ascii="Malgun Gothic" w:hAnsi="Malgun Gothic" w:eastAsia="Malgun Gothic"/>
+      <w:rFonts w:asciiTheme="majorHAnsi" w:eastAsiaTheme="majorEastAsia" w:hAnsiTheme="majorHAnsi" w:cstheme="majorBidi"/>
       <w:color w:val="243F60" w:themeColor="accent1" w:themeShade="7F"/>
-      <w:sz w:val="18"/>
     </w:rPr>
   </w:style>
   <w:style w:type="character" w:customStyle="1" w:styleId="Heading6Char">
@@ -2538,11 +1607,10 @@
     <w:semiHidden/>
     <w:rsid w:val="00FC693F"/>
     <w:rPr>
-      <w:rFonts w:asciiTheme="majorHAnsi" w:eastAsiaTheme="majorEastAsia" w:hAnsiTheme="majorHAnsi" w:cstheme="majorBidi" w:ascii="Malgun Gothic" w:hAnsi="Malgun Gothic" w:eastAsia="Malgun Gothic"/>
+      <w:rFonts w:asciiTheme="majorHAnsi" w:eastAsiaTheme="majorEastAsia" w:hAnsiTheme="majorHAnsi" w:cstheme="majorBidi"/>
       <w:i/>
       <w:iCs/>
       <w:color w:val="243F60" w:themeColor="accent1" w:themeShade="7F"/>
-      <w:sz w:val="18"/>
     </w:rPr>
   </w:style>
   <w:style w:type="character" w:customStyle="1" w:styleId="Heading7Char">
@@ -2553,11 +1621,10 @@
     <w:semiHidden/>
     <w:rsid w:val="00FC693F"/>
     <w:rPr>
-      <w:rFonts w:asciiTheme="majorHAnsi" w:eastAsiaTheme="majorEastAsia" w:hAnsiTheme="majorHAnsi" w:cstheme="majorBidi" w:ascii="Malgun Gothic" w:hAnsi="Malgun Gothic" w:eastAsia="Malgun Gothic"/>
+      <w:rFonts w:asciiTheme="majorHAnsi" w:eastAsiaTheme="majorEastAsia" w:hAnsiTheme="majorHAnsi" w:cstheme="majorBidi"/>
       <w:i/>
       <w:iCs/>
       <w:color w:val="404040" w:themeColor="text1" w:themeTint="BF"/>
-      <w:sz w:val="18"/>
     </w:rPr>
   </w:style>
   <w:style w:type="character" w:customStyle="1" w:styleId="Heading8Char">
@@ -2568,9 +1635,9 @@
     <w:semiHidden/>
     <w:rsid w:val="00FC693F"/>
     <w:rPr>
-      <w:rFonts w:asciiTheme="majorHAnsi" w:eastAsiaTheme="majorEastAsia" w:hAnsiTheme="majorHAnsi" w:cstheme="majorBidi" w:ascii="Malgun Gothic" w:hAnsi="Malgun Gothic" w:eastAsia="Malgun Gothic"/>
+      <w:rFonts w:asciiTheme="majorHAnsi" w:eastAsiaTheme="majorEastAsia" w:hAnsiTheme="majorHAnsi" w:cstheme="majorBidi"/>
       <w:color w:val="4F81BD" w:themeColor="accent1"/>
-      <w:sz w:val="18"/>
+      <w:sz w:val="20"/>
       <w:szCs w:val="20"/>
     </w:rPr>
   </w:style>
@@ -2582,11 +1649,11 @@
     <w:semiHidden/>
     <w:rsid w:val="00FC693F"/>
     <w:rPr>
-      <w:rFonts w:asciiTheme="majorHAnsi" w:eastAsiaTheme="majorEastAsia" w:hAnsiTheme="majorHAnsi" w:cstheme="majorBidi" w:ascii="Malgun Gothic" w:hAnsi="Malgun Gothic" w:eastAsia="Malgun Gothic"/>
+      <w:rFonts w:asciiTheme="majorHAnsi" w:eastAsiaTheme="majorEastAsia" w:hAnsiTheme="majorHAnsi" w:cstheme="majorBidi"/>
       <w:i/>
       <w:iCs/>
       <w:color w:val="404040" w:themeColor="text1" w:themeTint="BF"/>
-      <w:sz w:val="18"/>
+      <w:sz w:val="20"/>
       <w:szCs w:val="20"/>
     </w:rPr>
   </w:style>
@@ -2603,7 +1670,6 @@
       <w:spacing w:line="240" w:lineRule="auto"/>
     </w:pPr>
     <w:rPr>
-      <w:rFonts w:ascii="Malgun Gothic" w:hAnsi="Malgun Gothic" w:eastAsia="Malgun Gothic"/>
       <w:b/>
       <w:bCs/>
       <w:color w:val="4F81BD" w:themeColor="accent1"/>
@@ -2618,10 +1684,8 @@
     <w:qFormat/>
     <w:rsid w:val="00FC693F"/>
     <w:rPr>
-      <w:rFonts w:ascii="Malgun Gothic" w:hAnsi="Malgun Gothic" w:eastAsia="Malgun Gothic"/>
       <w:b/>
       <w:bCs/>
-      <w:sz w:val="18"/>
     </w:rPr>
   </w:style>
   <w:style w:type="character" w:styleId="Emphasis">
@@ -2631,10 +1695,8 @@
     <w:qFormat/>
     <w:rsid w:val="00FC693F"/>
     <w:rPr>
-      <w:rFonts w:ascii="Malgun Gothic" w:hAnsi="Malgun Gothic" w:eastAsia="Malgun Gothic"/>
       <w:i/>
       <w:iCs/>
-      <w:sz w:val="18"/>
     </w:rPr>
   </w:style>
   <w:style w:type="paragraph" w:styleId="IntenseQuote">
@@ -2653,13 +1715,11 @@
       <w:ind w:left="936" w:right="936"/>
     </w:pPr>
     <w:rPr>
-      <w:rFonts w:ascii="Malgun Gothic" w:hAnsi="Malgun Gothic" w:eastAsia="Malgun Gothic"/>
       <w:b/>
       <w:bCs/>
       <w:i/>
       <w:iCs/>
       <w:color w:val="4F81BD" w:themeColor="accent1"/>
-      <w:sz w:val="18"/>
     </w:rPr>
   </w:style>
   <w:style w:type="character" w:customStyle="1" w:styleId="IntenseQuoteChar">
@@ -2669,13 +1729,11 @@
     <w:uiPriority w:val="30"/>
     <w:rsid w:val="00FC693F"/>
     <w:rPr>
-      <w:rFonts w:ascii="Malgun Gothic" w:hAnsi="Malgun Gothic" w:eastAsia="Malgun Gothic"/>
       <w:b/>
       <w:bCs/>
       <w:i/>
       <w:iCs/>
       <w:color w:val="4F81BD" w:themeColor="accent1"/>
-      <w:sz w:val="18"/>
     </w:rPr>
   </w:style>
   <w:style w:type="character" w:styleId="SubtleEmphasis">
@@ -2685,11 +1743,9 @@
     <w:qFormat/>
     <w:rsid w:val="00FC693F"/>
     <w:rPr>
-      <w:rFonts w:ascii="Malgun Gothic" w:hAnsi="Malgun Gothic" w:eastAsia="Malgun Gothic"/>
       <w:i/>
       <w:iCs/>
       <w:color w:val="808080" w:themeColor="text1" w:themeTint="7F"/>
-      <w:sz w:val="18"/>
     </w:rPr>
   </w:style>
   <w:style w:type="character" w:styleId="IntenseEmphasis">
@@ -2699,13 +1755,11 @@
     <w:qFormat/>
     <w:rsid w:val="00FC693F"/>
     <w:rPr>
-      <w:rFonts w:ascii="Malgun Gothic" w:hAnsi="Malgun Gothic" w:eastAsia="Malgun Gothic"/>
       <w:b/>
       <w:bCs/>
       <w:i/>
       <w:iCs/>
       <w:color w:val="4F81BD" w:themeColor="accent1"/>
-      <w:sz w:val="18"/>
     </w:rPr>
   </w:style>
   <w:style w:type="character" w:styleId="SubtleReference">
@@ -2715,10 +1769,8 @@
     <w:qFormat/>
     <w:rsid w:val="00FC693F"/>
     <w:rPr>
-      <w:rFonts w:ascii="Malgun Gothic" w:hAnsi="Malgun Gothic" w:eastAsia="Malgun Gothic"/>
       <w:smallCaps/>
       <w:color w:val="C0504D" w:themeColor="accent2"/>
-      <w:sz w:val="18"/>
       <w:u w:val="single"/>
     </w:rPr>
   </w:style>
@@ -2729,13 +1781,11 @@
     <w:qFormat/>
     <w:rsid w:val="00FC693F"/>
     <w:rPr>
-      <w:rFonts w:ascii="Malgun Gothic" w:hAnsi="Malgun Gothic" w:eastAsia="Malgun Gothic"/>
       <w:b/>
       <w:bCs/>
       <w:smallCaps/>
       <w:color w:val="C0504D" w:themeColor="accent2"/>
       <w:spacing w:val="5"/>
-      <w:sz w:val="18"/>
       <w:u w:val="single"/>
     </w:rPr>
   </w:style>
@@ -2746,12 +1796,10 @@
     <w:qFormat/>
     <w:rsid w:val="00FC693F"/>
     <w:rPr>
-      <w:rFonts w:ascii="Malgun Gothic" w:hAnsi="Malgun Gothic" w:eastAsia="Malgun Gothic"/>
       <w:b/>
       <w:bCs/>
       <w:smallCaps/>
       <w:spacing w:val="5"/>
-      <w:sz w:val="18"/>
     </w:rPr>
   </w:style>
   <w:style w:type="paragraph" w:styleId="TOCHeading">
@@ -2766,10 +1814,6 @@
     <w:pPr>
       <w:outlineLvl w:val="9"/>
     </w:pPr>
-    <w:rPr>
-      <w:rFonts w:ascii="Malgun Gothic" w:hAnsi="Malgun Gothic" w:eastAsia="Malgun Gothic"/>
-      <w:sz w:val="18"/>
-    </w:rPr>
   </w:style>
   <w:style w:type="table" w:styleId="TableGrid">
     <w:name w:val="Table Grid"/>

--- a/public/dontstop-lecture/profile-institution.docx
+++ b/public/dontstop-lecture/profile-institution.docx
@@ -57,6 +57,11 @@
       </w:tr>
     </w:tbl>
     <w:p>
+      <w:r>
+        <w:t>호주 시드니대학교 졸업 · 해외 생활 경험</w:t>
+      </w:r>
+    </w:p>
+    <w:p>
       <w:pPr>
         <w:pStyle w:val="Heading1"/>
       </w:pPr>
@@ -112,14 +117,6 @@
         <w:t>강사 이력 사항</w:t>
       </w:r>
     </w:p>
-    <w:p>
-      <w:pPr>
-        <w:pStyle w:val="Heading2"/>
-      </w:pPr>
-      <w:r>
-        <w:t>학력</w:t>
-      </w:r>
-    </w:p>
     <w:tbl>
       <w:tblPr>
         <w:tblStyle w:val="TableGrid"/>
@@ -127,38 +124,27 @@
         <w:tblLook w:firstColumn="1" w:firstRow="1" w:lastColumn="0" w:lastRow="0" w:noHBand="0" w:noVBand="1" w:val="04A0"/>
       </w:tblPr>
       <w:tblGrid>
-        <w:gridCol w:w="3326"/>
-        <w:gridCol w:w="3326"/>
-        <w:gridCol w:w="3326"/>
+        <w:gridCol w:w="4989"/>
+        <w:gridCol w:w="4989"/>
       </w:tblGrid>
       <w:tr>
         <w:tc>
           <w:tcPr>
-            <w:tcW w:type="dxa" w:w="3326"/>
+            <w:tcW w:type="dxa" w:w="4989"/>
           </w:tcPr>
           <w:p>
             <w:r>
-              <w:t>기간</w:t>
+              <w:t>학력</w:t>
             </w:r>
           </w:p>
         </w:tc>
         <w:tc>
           <w:tcPr>
-            <w:tcW w:type="dxa" w:w="3326"/>
+            <w:tcW w:type="dxa" w:w="4989"/>
           </w:tcPr>
           <w:p>
             <w:r>
-              <w:t>학교 / 전공</w:t>
-            </w:r>
-          </w:p>
-        </w:tc>
-        <w:tc>
-          <w:tcPr>
-            <w:tcW w:type="dxa" w:w="3326"/>
-          </w:tcPr>
-          <w:p>
-            <w:r>
-              <w:t>학위 / 졸업 구분</w:t>
+              <w:t>호주 시드니대학교 졸업</w:t>
             </w:r>
           </w:p>
         </w:tc>
@@ -166,41 +152,23 @@
       <w:tr>
         <w:tc>
           <w:tcPr>
-            <w:tcW w:type="dxa" w:w="3326"/>
+            <w:tcW w:type="dxa" w:w="4989"/>
           </w:tcPr>
-          <w:p/>
+          <w:p>
+            <w:r>
+              <w:t>경험</w:t>
+            </w:r>
+          </w:p>
         </w:tc>
         <w:tc>
           <w:tcPr>
-            <w:tcW w:type="dxa" w:w="3326"/>
+            <w:tcW w:type="dxa" w:w="4989"/>
           </w:tcPr>
-          <w:p/>
-        </w:tc>
-        <w:tc>
-          <w:tcPr>
-            <w:tcW w:type="dxa" w:w="3326"/>
-          </w:tcPr>
-          <w:p/>
-        </w:tc>
-      </w:tr>
-      <w:tr>
-        <w:tc>
-          <w:tcPr>
-            <w:tcW w:type="dxa" w:w="3326"/>
-          </w:tcPr>
-          <w:p/>
-        </w:tc>
-        <w:tc>
-          <w:tcPr>
-            <w:tcW w:type="dxa" w:w="3326"/>
-          </w:tcPr>
-          <w:p/>
-        </w:tc>
-        <w:tc>
-          <w:tcPr>
-            <w:tcW w:type="dxa" w:w="3326"/>
-          </w:tcPr>
-          <w:p/>
+          <w:p>
+            <w:r>
+              <w:t>해외 생활 경험</w:t>
+            </w:r>
+          </w:p>
         </w:tc>
       </w:tr>
     </w:tbl>
@@ -209,7 +177,7 @@
         <w:pStyle w:val="Heading2"/>
       </w:pPr>
       <w:r>
-        <w:t>주요 경력</w:t>
+        <w:t>추가 경력</w:t>
       </w:r>
     </w:p>
     <w:tbl>
@@ -250,99 +218,7 @@
           </w:tcPr>
           <w:p>
             <w:r>
-              <w:t>직위 및 업무</w:t>
-            </w:r>
-          </w:p>
-        </w:tc>
-      </w:tr>
-      <w:tr>
-        <w:tc>
-          <w:tcPr>
-            <w:tcW w:type="dxa" w:w="3326"/>
-          </w:tcPr>
-          <w:p/>
-        </w:tc>
-        <w:tc>
-          <w:tcPr>
-            <w:tcW w:type="dxa" w:w="3326"/>
-          </w:tcPr>
-          <w:p/>
-        </w:tc>
-        <w:tc>
-          <w:tcPr>
-            <w:tcW w:type="dxa" w:w="3326"/>
-          </w:tcPr>
-          <w:p/>
-        </w:tc>
-      </w:tr>
-      <w:tr>
-        <w:tc>
-          <w:tcPr>
-            <w:tcW w:type="dxa" w:w="3326"/>
-          </w:tcPr>
-          <w:p/>
-        </w:tc>
-        <w:tc>
-          <w:tcPr>
-            <w:tcW w:type="dxa" w:w="3326"/>
-          </w:tcPr>
-          <w:p/>
-        </w:tc>
-        <w:tc>
-          <w:tcPr>
-            <w:tcW w:type="dxa" w:w="3326"/>
-          </w:tcPr>
-          <w:p/>
-        </w:tc>
-      </w:tr>
-    </w:tbl>
-    <w:p>
-      <w:pPr>
-        <w:pStyle w:val="Heading2"/>
-      </w:pPr>
-      <w:r>
-        <w:t>자격 및 수료</w:t>
-      </w:r>
-    </w:p>
-    <w:tbl>
-      <w:tblPr>
-        <w:tblStyle w:val="TableGrid"/>
-        <w:tblW w:type="auto" w:w="0"/>
-        <w:tblLook w:firstColumn="1" w:firstRow="1" w:lastColumn="0" w:lastRow="0" w:noHBand="0" w:noVBand="1" w:val="04A0"/>
-      </w:tblPr>
-      <w:tblGrid>
-        <w:gridCol w:w="3326"/>
-        <w:gridCol w:w="3326"/>
-        <w:gridCol w:w="3326"/>
-      </w:tblGrid>
-      <w:tr>
-        <w:tc>
-          <w:tcPr>
-            <w:tcW w:type="dxa" w:w="3326"/>
-          </w:tcPr>
-          <w:p>
-            <w:r>
-              <w:t>취득일</w:t>
-            </w:r>
-          </w:p>
-        </w:tc>
-        <w:tc>
-          <w:tcPr>
-            <w:tcW w:type="dxa" w:w="3326"/>
-          </w:tcPr>
-          <w:p>
-            <w:r>
-              <w:t>자격 / 과정명</w:t>
-            </w:r>
-          </w:p>
-        </w:tc>
-        <w:tc>
-          <w:tcPr>
-            <w:tcW w:type="dxa" w:w="3326"/>
-          </w:tcPr>
-          <w:p>
-            <w:r>
-              <w:t>발급 기관</w:t>
+              <w:t>담당 업무</w:t>
             </w:r>
           </w:p>
         </w:tc>
@@ -505,7 +381,7 @@
       <w:pStyle w:val="Footer"/>
     </w:pPr>
     <w:r>
-      <w:t>본인의 실제 이력과 증빙을 확인해 작성합니다. 기관 지정 서식을 우선 사용합니다.</w:t>
+      <w:t>추가 이력은 기관 요청에 맞춰 준비합니다. 기관 지정 서식을 우선 사용합니다.</w:t>
     </w:r>
   </w:p>
 </w:ftr>
